--- a/experiments/report_machine/office/output/王府井/20260729_王府井_midday.docx
+++ b/experiments/report_machine/office/output/王府井/20260729_王府井_midday.docx
@@ -18,64 +18,6 @@
         </w:rPr>
         <w:t>王府井（600859.SH）午间分析报告</w:t>
       </w:r>
-    </w:p>
-    <w:p>
-      <w:r>
-        <w:rPr>
-          <w:rFonts w:ascii="Microsoft YaHei" w:hAnsi="Microsoft YaHei"/>
-        </w:rPr>
-        <w:t xml:space="preserve">&gt; </w:t>
-      </w:r>
-      <w:r>
-        <w:rPr>
-          <w:rFonts w:ascii="Microsoft YaHei" w:hAnsi="Microsoft YaHei"/>
-          <w:b/>
-          <w:color w:val="1A1A1A"/>
-        </w:rPr>
-        <w:t>数据截止</w:t>
-      </w:r>
-      <w:r>
-        <w:rPr>
-          <w:rFonts w:ascii="Microsoft YaHei" w:hAnsi="Microsoft YaHei"/>
-        </w:rPr>
-        <w:t xml:space="preserve">: 2026-07-29 11:30 | </w:t>
-      </w:r>
-      <w:r>
-        <w:rPr>
-          <w:rFonts w:ascii="Microsoft YaHei" w:hAnsi="Microsoft YaHei"/>
-          <w:b/>
-          <w:color w:val="1A1A1A"/>
-        </w:rPr>
-        <w:t>当前价</w:t>
-      </w:r>
-      <w:r>
-        <w:rPr>
-          <w:rFonts w:ascii="Microsoft YaHei" w:hAnsi="Microsoft YaHei"/>
-        </w:rPr>
-        <w:t xml:space="preserve">: 9.90 元 | </w:t>
-      </w:r>
-      <w:r>
-        <w:rPr>
-          <w:rFonts w:ascii="Microsoft YaHei" w:hAnsi="Microsoft YaHei"/>
-          <w:b/>
-          <w:color w:val="1A1A1A"/>
-        </w:rPr>
-        <w:t>涨跌幅</w:t>
-      </w:r>
-      <w:r>
-        <w:rPr>
-          <w:rFonts w:ascii="Microsoft YaHei" w:hAnsi="Microsoft YaHei"/>
-        </w:rPr>
-        <w:t>: +0.92%</w:t>
-      </w:r>
-    </w:p>
-    <w:p>
-      <w:pPr>
-        <w:spacing w:before="240" w:after="240"/>
-        <w:pBdr>
-          <w:bottom w:val="single" w:sz="4" w:space="1" w:color="D0D7DE"/>
-        </w:pBdr>
-      </w:pPr>
     </w:p>
     <w:p>
       <w:pPr>
@@ -99,7 +41,7 @@
         <w:rPr>
           <w:rFonts w:ascii="Microsoft YaHei" w:hAnsi="Microsoft YaHei"/>
         </w:rPr>
-        <w:t xml:space="preserve">今日全市场情绪偏暖，沪指成交额达 </w:t>
+        <w:t xml:space="preserve">今日全市场交投情绪活跃，市场热度达 </w:t>
       </w:r>
       <w:r>
         <w:rPr>
@@ -107,13 +49,13 @@
           <w:b/>
           <w:color w:val="1A1A1A"/>
         </w:rPr>
-        <w:t>1.46万亿</w:t>
+        <w:t>68（高）</w:t>
       </w:r>
       <w:r>
         <w:rPr>
           <w:rFonts w:ascii="Microsoft YaHei" w:hAnsi="Microsoft YaHei"/>
         </w:rPr>
-        <w:t xml:space="preserve">（较前日放量 </w:t>
+        <w:t xml:space="preserve">。上证方面上涨个股 </w:t>
       </w:r>
       <w:r>
         <w:rPr>
@@ -121,21 +63,7 @@
           <w:b/>
           <w:color w:val="1A1A1A"/>
         </w:rPr>
-        <w:t>+1549亿</w:t>
-      </w:r>
-      <w:r>
-        <w:rPr>
-          <w:rFonts w:ascii="Microsoft YaHei" w:hAnsi="Microsoft YaHei"/>
-        </w:rPr>
-        <w:t xml:space="preserve">），上涨个股 </w:t>
-      </w:r>
-      <w:r>
-        <w:rPr>
-          <w:rFonts w:ascii="Microsoft YaHei" w:hAnsi="Microsoft YaHei"/>
-          <w:b/>
-          <w:color w:val="1A1A1A"/>
-        </w:rPr>
-        <w:t>3,404只</w:t>
+        <w:t>4103 家</w:t>
       </w:r>
       <w:r>
         <w:rPr>
@@ -149,13 +77,13 @@
           <w:b/>
           <w:color w:val="1A1A1A"/>
         </w:rPr>
-        <w:t>2,018只</w:t>
+        <w:t>1360 家</w:t>
       </w:r>
       <w:r>
         <w:rPr>
           <w:rFonts w:ascii="Microsoft YaHei" w:hAnsi="Microsoft YaHei"/>
         </w:rPr>
-        <w:t xml:space="preserve">，上涨占比 </w:t>
+        <w:t xml:space="preserve">，涨停 </w:t>
       </w:r>
       <w:r>
         <w:rPr>
@@ -163,13 +91,13 @@
           <w:b/>
           <w:color w:val="1A1A1A"/>
         </w:rPr>
-        <w:t>79%</w:t>
+        <w:t>76 只</w:t>
       </w:r>
       <w:r>
         <w:rPr>
           <w:rFonts w:ascii="Microsoft YaHei" w:hAnsi="Microsoft YaHei"/>
         </w:rPr>
-        <w:t xml:space="preserve">。市场人气评分 </w:t>
+        <w:t xml:space="preserve">，跌停仅 </w:t>
       </w:r>
       <w:r>
         <w:rPr>
@@ -177,21 +105,13 @@
           <w:b/>
           <w:color w:val="1A1A1A"/>
         </w:rPr>
-        <w:t>56（高）</w:t>
+        <w:t>9 只</w:t>
       </w:r>
       <w:r>
         <w:rPr>
           <w:rFonts w:ascii="Microsoft YaHei" w:hAnsi="Microsoft YaHei"/>
         </w:rPr>
-        <w:t>，涨停梯队方面一板50只（晋级率7%），情绪尚可。</w:t>
-      </w:r>
-    </w:p>
-    <w:p>
-      <w:r>
-        <w:rPr>
-          <w:rFonts w:ascii="Microsoft YaHei" w:hAnsi="Microsoft YaHei"/>
-        </w:rPr>
-        <w:t xml:space="preserve">王府井所属的 </w:t>
+        <w:t xml:space="preserve">，赚钱效应 </w:t>
       </w:r>
       <w:r>
         <w:rPr>
@@ -199,13 +119,13 @@
           <w:b/>
           <w:color w:val="1A1A1A"/>
         </w:rPr>
-        <w:t>商业零售板块</w:t>
+        <w:t>51%</w:t>
       </w:r>
       <w:r>
         <w:rPr>
           <w:rFonts w:ascii="Microsoft YaHei" w:hAnsi="Microsoft YaHei"/>
         </w:rPr>
-        <w:t xml:space="preserve"> 今日表现突出，板块涨幅 </w:t>
+        <w:t xml:space="preserve">，涨幅集中分布在 </w:t>
       </w:r>
       <w:r>
         <w:rPr>
@@ -213,13 +133,13 @@
           <w:b/>
           <w:color w:val="1A1A1A"/>
         </w:rPr>
-        <w:t>+2.27%</w:t>
+        <w:t>2%~3%</w:t>
       </w:r>
       <w:r>
         <w:rPr>
           <w:rFonts w:ascii="Microsoft YaHei" w:hAnsi="Microsoft YaHei"/>
         </w:rPr>
-        <w:t xml:space="preserve">，主因上海市委财经工作委员会会议研究推进国际消费中心城市建设，明确提出"大力拓展入境消费"。东百集团、国光连锁、国芳集团等零售股涨幅居前。但需注意，王府井所在的细分"日常消费品零售(A股)"板块实际下跌 </w:t>
+        <w:t xml:space="preserve"> 区间。成交额放大至 </w:t>
       </w:r>
       <w:r>
         <w:rPr>
@@ -227,13 +147,13 @@
           <w:b/>
           <w:color w:val="1A1A1A"/>
         </w:rPr>
-        <w:t>-2.20%</w:t>
+        <w:t>2.06 万亿（+2960 亿）</w:t>
       </w:r>
       <w:r>
         <w:rPr>
           <w:rFonts w:ascii="Microsoft YaHei" w:hAnsi="Microsoft YaHei"/>
         </w:rPr>
-        <w:t>，板块内分化明显。</w:t>
+        <w:t>，量能充沛，市场人气高涨。</w:t>
       </w:r>
     </w:p>
     <w:p>
@@ -332,133 +252,13 @@
                 <w:rFonts w:ascii="Microsoft YaHei" w:hAnsi="Microsoft YaHei"/>
                 <w:sz w:val="18"/>
               </w:rPr>
-              <w:t>开盘价</w:t>
+              <w:t>当前价</w:t>
             </w:r>
           </w:p>
         </w:tc>
         <w:tc>
           <w:tcPr>
             <w:tcW w:type="dxa" w:w="4533"/>
-          </w:tcPr>
-          <w:p>
-            <w:pPr>
-              <w:spacing w:before="40" w:after="40" w:line="288" w:lineRule="auto"/>
-            </w:pPr>
-            <w:r/>
-            <w:r>
-              <w:rPr>
-                <w:rFonts w:ascii="Microsoft YaHei" w:hAnsi="Microsoft YaHei"/>
-                <w:sz w:val="18"/>
-              </w:rPr>
-              <w:t>9.87 元</w:t>
-            </w:r>
-          </w:p>
-        </w:tc>
-      </w:tr>
-      <w:tr>
-        <w:tc>
-          <w:tcPr>
-            <w:tcW w:type="dxa" w:w="4533"/>
-            <w:shd w:fill="F8F9FA" w:val="clear"/>
-          </w:tcPr>
-          <w:p>
-            <w:pPr>
-              <w:spacing w:before="40" w:after="40" w:line="288" w:lineRule="auto"/>
-            </w:pPr>
-            <w:r/>
-            <w:r>
-              <w:rPr>
-                <w:rFonts w:ascii="Microsoft YaHei" w:hAnsi="Microsoft YaHei"/>
-                <w:sz w:val="18"/>
-              </w:rPr>
-              <w:t>最高价</w:t>
-            </w:r>
-          </w:p>
-        </w:tc>
-        <w:tc>
-          <w:tcPr>
-            <w:tcW w:type="dxa" w:w="4533"/>
-            <w:shd w:fill="F8F9FA" w:val="clear"/>
-          </w:tcPr>
-          <w:p>
-            <w:pPr>
-              <w:spacing w:before="40" w:after="40" w:line="288" w:lineRule="auto"/>
-            </w:pPr>
-            <w:r/>
-            <w:r>
-              <w:rPr>
-                <w:rFonts w:ascii="Microsoft YaHei" w:hAnsi="Microsoft YaHei"/>
-                <w:b/>
-                <w:color w:val="1A1A1A"/>
-                <w:sz w:val="18"/>
-              </w:rPr>
-              <w:t>10.03 元</w:t>
-            </w:r>
-          </w:p>
-        </w:tc>
-      </w:tr>
-      <w:tr>
-        <w:tc>
-          <w:tcPr>
-            <w:tcW w:type="dxa" w:w="4533"/>
-          </w:tcPr>
-          <w:p>
-            <w:pPr>
-              <w:spacing w:before="40" w:after="40" w:line="288" w:lineRule="auto"/>
-            </w:pPr>
-            <w:r/>
-            <w:r>
-              <w:rPr>
-                <w:rFonts w:ascii="Microsoft YaHei" w:hAnsi="Microsoft YaHei"/>
-                <w:sz w:val="18"/>
-              </w:rPr>
-              <w:t>最低价</w:t>
-            </w:r>
-          </w:p>
-        </w:tc>
-        <w:tc>
-          <w:tcPr>
-            <w:tcW w:type="dxa" w:w="4533"/>
-          </w:tcPr>
-          <w:p>
-            <w:pPr>
-              <w:spacing w:before="40" w:after="40" w:line="288" w:lineRule="auto"/>
-            </w:pPr>
-            <w:r/>
-            <w:r>
-              <w:rPr>
-                <w:rFonts w:ascii="Microsoft YaHei" w:hAnsi="Microsoft YaHei"/>
-                <w:sz w:val="18"/>
-              </w:rPr>
-              <w:t>9.76 元</w:t>
-            </w:r>
-          </w:p>
-        </w:tc>
-      </w:tr>
-      <w:tr>
-        <w:tc>
-          <w:tcPr>
-            <w:tcW w:type="dxa" w:w="4533"/>
-            <w:shd w:fill="F8F9FA" w:val="clear"/>
-          </w:tcPr>
-          <w:p>
-            <w:pPr>
-              <w:spacing w:before="40" w:after="40" w:line="288" w:lineRule="auto"/>
-            </w:pPr>
-            <w:r/>
-            <w:r>
-              <w:rPr>
-                <w:rFonts w:ascii="Microsoft YaHei" w:hAnsi="Microsoft YaHei"/>
-                <w:sz w:val="18"/>
-              </w:rPr>
-              <w:t>收盘价（午间）</w:t>
-            </w:r>
-          </w:p>
-        </w:tc>
-        <w:tc>
-          <w:tcPr>
-            <w:tcW w:type="dxa" w:w="4533"/>
-            <w:shd w:fill="F8F9FA" w:val="clear"/>
           </w:tcPr>
           <w:p>
             <w:pPr>
@@ -481,6 +281,7 @@
         <w:tc>
           <w:tcPr>
             <w:tcW w:type="dxa" w:w="4533"/>
+            <w:shd w:fill="F8F9FA" w:val="clear"/>
           </w:tcPr>
           <w:p>
             <w:pPr>
@@ -499,6 +300,7 @@
         <w:tc>
           <w:tcPr>
             <w:tcW w:type="dxa" w:w="4533"/>
+            <w:shd w:fill="F8F9FA" w:val="clear"/>
           </w:tcPr>
           <w:p>
             <w:pPr>
@@ -521,6 +323,44 @@
         <w:tc>
           <w:tcPr>
             <w:tcW w:type="dxa" w:w="4533"/>
+          </w:tcPr>
+          <w:p>
+            <w:pPr>
+              <w:spacing w:before="40" w:after="40" w:line="288" w:lineRule="auto"/>
+            </w:pPr>
+            <w:r/>
+            <w:r>
+              <w:rPr>
+                <w:rFonts w:ascii="Microsoft YaHei" w:hAnsi="Microsoft YaHei"/>
+                <w:sz w:val="18"/>
+              </w:rPr>
+              <w:t>昨收 / 开盘</w:t>
+            </w:r>
+          </w:p>
+        </w:tc>
+        <w:tc>
+          <w:tcPr>
+            <w:tcW w:type="dxa" w:w="4533"/>
+          </w:tcPr>
+          <w:p>
+            <w:pPr>
+              <w:spacing w:before="40" w:after="40" w:line="288" w:lineRule="auto"/>
+            </w:pPr>
+            <w:r/>
+            <w:r>
+              <w:rPr>
+                <w:rFonts w:ascii="Microsoft YaHei" w:hAnsi="Microsoft YaHei"/>
+                <w:sz w:val="18"/>
+              </w:rPr>
+              <w:t>9.81 / 9.87</w:t>
+            </w:r>
+          </w:p>
+        </w:tc>
+      </w:tr>
+      <w:tr>
+        <w:tc>
+          <w:tcPr>
+            <w:tcW w:type="dxa" w:w="4533"/>
             <w:shd w:fill="F8F9FA" w:val="clear"/>
           </w:tcPr>
           <w:p>
@@ -533,7 +373,7 @@
                 <w:rFonts w:ascii="Microsoft YaHei" w:hAnsi="Microsoft YaHei"/>
                 <w:sz w:val="18"/>
               </w:rPr>
-              <w:t>成交量</w:t>
+              <w:t>最高 / 最低</w:t>
             </w:r>
           </w:p>
         </w:tc>
@@ -552,7 +392,7 @@
                 <w:rFonts w:ascii="Microsoft YaHei" w:hAnsi="Microsoft YaHei"/>
                 <w:sz w:val="18"/>
               </w:rPr>
-              <w:t>222,889 手</w:t>
+              <w:t>10.03 / 9.76</w:t>
             </w:r>
           </w:p>
         </w:tc>
@@ -572,7 +412,7 @@
                 <w:rFonts w:ascii="Microsoft YaHei" w:hAnsi="Microsoft YaHei"/>
                 <w:sz w:val="18"/>
               </w:rPr>
-              <w:t>成交额</w:t>
+              <w:t>振幅</w:t>
             </w:r>
           </w:p>
         </w:tc>
@@ -592,7 +432,87 @@
                 <w:color w:val="1A1A1A"/>
                 <w:sz w:val="18"/>
               </w:rPr>
-              <w:t>22,064 万元</w:t>
+              <w:t>2.75%</w:t>
+            </w:r>
+          </w:p>
+        </w:tc>
+      </w:tr>
+      <w:tr>
+        <w:tc>
+          <w:tcPr>
+            <w:tcW w:type="dxa" w:w="4533"/>
+            <w:shd w:fill="F8F9FA" w:val="clear"/>
+          </w:tcPr>
+          <w:p>
+            <w:pPr>
+              <w:spacing w:before="40" w:after="40" w:line="288" w:lineRule="auto"/>
+            </w:pPr>
+            <w:r/>
+            <w:r>
+              <w:rPr>
+                <w:rFonts w:ascii="Microsoft YaHei" w:hAnsi="Microsoft YaHei"/>
+                <w:sz w:val="18"/>
+              </w:rPr>
+              <w:t>成交量（手）</w:t>
+            </w:r>
+          </w:p>
+        </w:tc>
+        <w:tc>
+          <w:tcPr>
+            <w:tcW w:type="dxa" w:w="4533"/>
+            <w:shd w:fill="F8F9FA" w:val="clear"/>
+          </w:tcPr>
+          <w:p>
+            <w:pPr>
+              <w:spacing w:before="40" w:after="40" w:line="288" w:lineRule="auto"/>
+            </w:pPr>
+            <w:r/>
+            <w:r>
+              <w:rPr>
+                <w:rFonts w:ascii="Microsoft YaHei" w:hAnsi="Microsoft YaHei"/>
+                <w:sz w:val="18"/>
+              </w:rPr>
+              <w:t>222,889</w:t>
+            </w:r>
+          </w:p>
+        </w:tc>
+      </w:tr>
+      <w:tr>
+        <w:tc>
+          <w:tcPr>
+            <w:tcW w:type="dxa" w:w="4533"/>
+          </w:tcPr>
+          <w:p>
+            <w:pPr>
+              <w:spacing w:before="40" w:after="40" w:line="288" w:lineRule="auto"/>
+            </w:pPr>
+            <w:r/>
+            <w:r>
+              <w:rPr>
+                <w:rFonts w:ascii="Microsoft YaHei" w:hAnsi="Microsoft YaHei"/>
+                <w:sz w:val="18"/>
+              </w:rPr>
+              <w:t>成交额（万元）</w:t>
+            </w:r>
+          </w:p>
+        </w:tc>
+        <w:tc>
+          <w:tcPr>
+            <w:tcW w:type="dxa" w:w="4533"/>
+          </w:tcPr>
+          <w:p>
+            <w:pPr>
+              <w:spacing w:before="40" w:after="40" w:line="288" w:lineRule="auto"/>
+            </w:pPr>
+            <w:r/>
+            <w:r>
+              <w:rPr>
+                <w:rFonts w:ascii="Microsoft YaHei" w:hAnsi="Microsoft YaHei"/>
+                <w:b/>
+                <w:color w:val="1A1A1A"/>
+                <w:sz w:val="18"/>
+              </w:rPr>
+              <w:t>22,064</w:t>
             </w:r>
           </w:p>
         </w:tc>
@@ -635,13 +555,6 @@
                 <w:sz w:val="18"/>
               </w:rPr>
               <w:t>1.98%</w:t>
-            </w:r>
-            <w:r>
-              <w:rPr>
-                <w:rFonts w:ascii="Microsoft YaHei" w:hAnsi="Microsoft YaHei"/>
-                <w:sz w:val="18"/>
-              </w:rPr>
-              <w:t>（全日预估约3.96%）</w:t>
             </w:r>
           </w:p>
         </w:tc>
@@ -719,11 +632,9 @@
             <w:r>
               <w:rPr>
                 <w:rFonts w:ascii="Microsoft YaHei" w:hAnsi="Microsoft YaHei"/>
-                <w:b/>
-                <w:color w:val="1A1A1A"/>
                 <w:sz w:val="18"/>
               </w:rPr>
-              <w:t>53.87 倍</w:t>
+              <w:t>53.87</w:t>
             </w:r>
           </w:p>
         </w:tc>
@@ -763,7 +674,7 @@
                 <w:color w:val="1A1A1A"/>
                 <w:sz w:val="18"/>
               </w:rPr>
-              <w:t>0.57 倍</w:t>
+              <w:t>0.57</w:t>
             </w:r>
           </w:p>
         </w:tc>
@@ -784,7 +695,7 @@
                 <w:rFonts w:ascii="Microsoft YaHei" w:hAnsi="Microsoft YaHei"/>
                 <w:sz w:val="18"/>
               </w:rPr>
-              <w:t>总市值</w:t>
+              <w:t>总市值（亿元）</w:t>
             </w:r>
           </w:p>
         </w:tc>
@@ -801,11 +712,9 @@
             <w:r>
               <w:rPr>
                 <w:rFonts w:ascii="Microsoft YaHei" w:hAnsi="Microsoft YaHei"/>
-                <w:b/>
-                <w:color w:val="1A1A1A"/>
                 <w:sz w:val="18"/>
               </w:rPr>
-              <w:t>111.27 亿元</w:t>
+              <w:t>111.27</w:t>
             </w:r>
           </w:p>
         </w:tc>
@@ -816,16 +725,8 @@
       <w:r>
         <w:rPr>
           <w:rFonts w:ascii="Microsoft YaHei" w:hAnsi="Microsoft YaHei"/>
-          <w:b/>
-          <w:color w:val="1A1A1A"/>
         </w:rPr>
-        <w:t>量价分析</w:t>
-      </w:r>
-      <w:r>
-        <w:rPr>
-          <w:rFonts w:ascii="Microsoft YaHei" w:hAnsi="Microsoft YaHei"/>
-        </w:rPr>
-        <w:t xml:space="preserve">：半日换手率 </w:t>
+        <w:t xml:space="preserve">个股早盘小幅高开于 </w:t>
       </w:r>
       <w:r>
         <w:rPr>
@@ -833,13 +734,13 @@
           <w:b/>
           <w:color w:val="1A1A1A"/>
         </w:rPr>
-        <w:t>1.98%</w:t>
+        <w:t>9.87 元</w:t>
       </w:r>
       <w:r>
         <w:rPr>
           <w:rFonts w:ascii="Microsoft YaHei" w:hAnsi="Microsoft YaHei"/>
         </w:rPr>
-        <w:t xml:space="preserve">，对比上个交易日全日换手率 </w:t>
+        <w:t xml:space="preserve">，盘中一度冲高至 </w:t>
       </w:r>
       <w:r>
         <w:rPr>
@@ -847,13 +748,13 @@
           <w:b/>
           <w:color w:val="1A1A1A"/>
         </w:rPr>
-        <w:t>1.3232%</w:t>
+        <w:t>10.03 元</w:t>
       </w:r>
       <w:r>
         <w:rPr>
           <w:rFonts w:ascii="Microsoft YaHei" w:hAnsi="Microsoft YaHei"/>
         </w:rPr>
-        <w:t xml:space="preserve">，量比达 </w:t>
+        <w:t xml:space="preserve">，随后震荡回落，午间收于 </w:t>
       </w:r>
       <w:r>
         <w:rPr>
@@ -861,13 +762,13 @@
           <w:b/>
           <w:color w:val="1A1A1A"/>
         </w:rPr>
-        <w:t>1.50倍</w:t>
+        <w:t>9.90 元</w:t>
       </w:r>
       <w:r>
         <w:rPr>
           <w:rFonts w:ascii="Microsoft YaHei" w:hAnsi="Microsoft YaHei"/>
         </w:rPr>
-        <w:t xml:space="preserve">，属 </w:t>
+        <w:t xml:space="preserve">，涨幅 </w:t>
       </w:r>
       <w:r>
         <w:rPr>
@@ -875,27 +776,13 @@
           <w:b/>
           <w:color w:val="1A1A1A"/>
         </w:rPr>
-        <w:t>显著放量</w:t>
+        <w:t>+0.92%</w:t>
       </w:r>
       <w:r>
         <w:rPr>
           <w:rFonts w:ascii="Microsoft YaHei" w:hAnsi="Microsoft YaHei"/>
         </w:rPr>
-        <w:t xml:space="preserve">。盘中最高触及 </w:t>
-      </w:r>
-      <w:r>
-        <w:rPr>
-          <w:rFonts w:ascii="Microsoft YaHei" w:hAnsi="Microsoft YaHei"/>
-          <w:b/>
-          <w:color w:val="1A1A1A"/>
-        </w:rPr>
-        <w:t>10.03元</w:t>
-      </w:r>
-      <w:r>
-        <w:rPr>
-          <w:rFonts w:ascii="Microsoft YaHei" w:hAnsi="Microsoft YaHei"/>
-        </w:rPr>
-        <w:t>（涨停价10.79元），随后回落至9.90元收盘，显示上攻过程中有一定抛压。</w:t>
+        <w:t>。股价全天运行于昨日收盘价上方，表现稳健。</w:t>
       </w:r>
     </w:p>
     <w:p>
@@ -905,13 +792,13 @@
           <w:b/>
           <w:color w:val="1A1A1A"/>
         </w:rPr>
-        <w:t>估值分析</w:t>
+        <w:t>估值方面</w:t>
       </w:r>
       <w:r>
         <w:rPr>
           <w:rFonts w:ascii="Microsoft YaHei" w:hAnsi="Microsoft YaHei"/>
         </w:rPr>
-        <w:t xml:space="preserve">：市净率仅 </w:t>
+        <w:t xml:space="preserve">，市净率仅 </w:t>
       </w:r>
       <w:r>
         <w:rPr>
@@ -919,13 +806,13 @@
           <w:b/>
           <w:color w:val="1A1A1A"/>
         </w:rPr>
-        <w:t>0.57倍</w:t>
+        <w:t>0.57 倍</w:t>
       </w:r>
       <w:r>
         <w:rPr>
           <w:rFonts w:ascii="Microsoft YaHei" w:hAnsi="Microsoft YaHei"/>
         </w:rPr>
-        <w:t xml:space="preserve">，处于破净状态，反映市场对其资产质量存在疑虑；动态市盈率 </w:t>
+        <w:t xml:space="preserve">，处于破净状态，具备一定安全边际；动态市盈率 </w:t>
       </w:r>
       <w:r>
         <w:rPr>
@@ -933,13 +820,13 @@
           <w:b/>
           <w:color w:val="1A1A1A"/>
         </w:rPr>
-        <w:t>53.87倍</w:t>
+        <w:t>53.87 倍</w:t>
       </w:r>
       <w:r>
         <w:rPr>
           <w:rFonts w:ascii="Microsoft YaHei" w:hAnsi="Microsoft YaHei"/>
         </w:rPr>
-        <w:t>，估值偏高，与近期基本面承压有关。</w:t>
+        <w:t>，在商贸零售板块中处于中等偏高水平，反映市场对其盈利修复有一定预期。</w:t>
       </w:r>
     </w:p>
     <w:p>
@@ -968,13 +855,17 @@
       </w:r>
     </w:p>
     <w:p>
+      <w:pPr>
+        <w:spacing w:before="280" w:after="80" w:line="312" w:lineRule="auto"/>
+      </w:pPr>
       <w:r>
         <w:rPr>
           <w:rFonts w:ascii="Microsoft YaHei" w:hAnsi="Microsoft YaHei"/>
           <w:b/>
-          <w:color w:val="1A1A1A"/>
+          <w:color w:val="333333"/>
+          <w:sz w:val="24"/>
         </w:rPr>
-        <w:t>今日盘中资金流向（逐分钟统计）：</w:t>
+        <w:t>今日资金流向（逐分钟统计至午间）</w:t>
       </w:r>
     </w:p>
     <w:p>
@@ -987,13 +878,7 @@
           <w:b/>
           <w:color w:val="1A1A1A"/>
         </w:rPr>
-        <w:t>净流入: +3,436.46 万元</w:t>
-      </w:r>
-      <w:r>
-        <w:rPr>
-          <w:rFonts w:ascii="Microsoft YaHei" w:hAnsi="Microsoft YaHei"/>
-        </w:rPr>
-        <w:t>（统计113分钟）</w:t>
+        <w:t>净流入：+6,341.59 万元</w:t>
       </w:r>
     </w:p>
     <w:p>
@@ -1004,7 +889,7 @@
         <w:rPr>
           <w:rFonts w:ascii="Microsoft YaHei" w:hAnsi="Microsoft YaHei"/>
         </w:rPr>
-        <w:t xml:space="preserve">资金流入 </w:t>
+        <w:t>资金流入分钟数：</w:t>
       </w:r>
       <w:r>
         <w:rPr>
@@ -1012,13 +897,13 @@
           <w:b/>
           <w:color w:val="1A1A1A"/>
         </w:rPr>
-        <w:t>67 分钟</w:t>
+        <w:t>147 分钟</w:t>
       </w:r>
       <w:r>
         <w:rPr>
           <w:rFonts w:ascii="Microsoft YaHei" w:hAnsi="Microsoft YaHei"/>
         </w:rPr>
-        <w:t xml:space="preserve"> / 流出 </w:t>
+        <w:t xml:space="preserve"> / 流出分钟数：</w:t>
       </w:r>
       <w:r>
         <w:rPr>
@@ -1026,7 +911,7 @@
           <w:b/>
           <w:color w:val="1A1A1A"/>
         </w:rPr>
-        <w:t>46 分钟</w:t>
+        <w:t>59 分钟</w:t>
       </w:r>
     </w:p>
     <w:p>
@@ -1037,7 +922,7 @@
         <w:rPr>
           <w:rFonts w:ascii="Microsoft YaHei" w:hAnsi="Microsoft YaHei"/>
         </w:rPr>
-        <w:t xml:space="preserve">最大单分钟流入: </w:t>
+        <w:t>最大单分钟流入：</w:t>
       </w:r>
       <w:r>
         <w:rPr>
@@ -1047,16 +932,11 @@
         </w:rPr>
         <w:t>696.3 万元</w:t>
       </w:r>
-    </w:p>
-    <w:p>
-      <w:pPr>
-        <w:pStyle w:val="ListBullet"/>
-      </w:pPr>
       <w:r>
         <w:rPr>
           <w:rFonts w:ascii="Microsoft YaHei" w:hAnsi="Microsoft YaHei"/>
         </w:rPr>
-        <w:t xml:space="preserve">最大单分钟流出: </w:t>
+        <w:t xml:space="preserve"> / 最大单分钟流出：</w:t>
       </w:r>
       <w:r>
         <w:rPr>
@@ -1071,10 +951,50 @@
       <w:r>
         <w:rPr>
           <w:rFonts w:ascii="Microsoft YaHei" w:hAnsi="Microsoft YaHei"/>
+        </w:rPr>
+        <w:t xml:space="preserve">资金面呈现 </w:t>
+      </w:r>
+      <w:r>
+        <w:rPr>
+          <w:rFonts w:ascii="Microsoft YaHei" w:hAnsi="Microsoft YaHei"/>
           <w:b/>
           <w:color w:val="1A1A1A"/>
         </w:rPr>
-        <w:t>上个交易日资金细分（元）：</w:t>
+        <w:t>单向强势流入</w:t>
+      </w:r>
+      <w:r>
+        <w:rPr>
+          <w:rFonts w:ascii="Microsoft YaHei" w:hAnsi="Microsoft YaHei"/>
+        </w:rPr>
+        <w:t xml:space="preserve"> 格局，流入时长占比超过 </w:t>
+      </w:r>
+      <w:r>
+        <w:rPr>
+          <w:rFonts w:ascii="Microsoft YaHei" w:hAnsi="Microsoft YaHei"/>
+          <w:b/>
+          <w:color w:val="1A1A1A"/>
+        </w:rPr>
+        <w:t>71%</w:t>
+      </w:r>
+      <w:r>
+        <w:rPr>
+          <w:rFonts w:ascii="Microsoft YaHei" w:hAnsi="Microsoft YaHei"/>
+        </w:rPr>
+        <w:t>，且最大单分钟流入量远大于流出量，表明主力资金早盘积极建仓意愿强烈。</w:t>
+      </w:r>
+    </w:p>
+    <w:p>
+      <w:pPr>
+        <w:spacing w:before="280" w:after="80" w:line="312" w:lineRule="auto"/>
+      </w:pPr>
+      <w:r>
+        <w:rPr>
+          <w:rFonts w:ascii="Microsoft YaHei" w:hAnsi="Microsoft YaHei"/>
+          <w:b/>
+          <w:color w:val="333333"/>
+          <w:sz w:val="24"/>
+        </w:rPr>
+        <w:t>上一个交易日日终资金细分</w:t>
       </w:r>
     </w:p>
     <w:tbl>
@@ -1086,15 +1006,14 @@
         <w:tblLook w:firstColumn="1" w:firstRow="1" w:lastColumn="0" w:lastRow="0" w:noHBand="0" w:noVBand="1" w:val="04A0"/>
       </w:tblPr>
       <w:tblGrid>
-        <w:gridCol w:w="2266"/>
-        <w:gridCol w:w="2266"/>
-        <w:gridCol w:w="2266"/>
-        <w:gridCol w:w="2266"/>
+        <w:gridCol w:w="3022"/>
+        <w:gridCol w:w="3022"/>
+        <w:gridCol w:w="3022"/>
       </w:tblGrid>
       <w:tr>
         <w:tc>
           <w:tcPr>
-            <w:tcW w:type="dxa" w:w="2266"/>
+            <w:tcW w:type="dxa" w:w="3022"/>
             <w:shd w:fill="F6F8FA" w:val="clear"/>
           </w:tcPr>
           <w:p>
@@ -1115,7 +1034,7 @@
         </w:tc>
         <w:tc>
           <w:tcPr>
-            <w:tcW w:type="dxa" w:w="2266"/>
+            <w:tcW w:type="dxa" w:w="3022"/>
             <w:shd w:fill="F6F8FA" w:val="clear"/>
           </w:tcPr>
           <w:p>
@@ -1130,13 +1049,13 @@
                 <w:color w:val="1A1A1A"/>
                 <w:sz w:val="18"/>
               </w:rPr>
-              <w:t>净额</w:t>
+              <w:t>净额（元）</w:t>
             </w:r>
           </w:p>
         </w:tc>
         <w:tc>
           <w:tcPr>
-            <w:tcW w:type="dxa" w:w="2266"/>
+            <w:tcW w:type="dxa" w:w="3022"/>
             <w:shd w:fill="F6F8FA" w:val="clear"/>
           </w:tcPr>
           <w:p>
@@ -1151,14 +1070,33 @@
                 <w:color w:val="1A1A1A"/>
                 <w:sz w:val="18"/>
               </w:rPr>
-              <w:t>买入</w:t>
+              <w:t>方向</w:t>
+            </w:r>
+          </w:p>
+        </w:tc>
+      </w:tr>
+      <w:tr>
+        <w:tc>
+          <w:tcPr>
+            <w:tcW w:type="dxa" w:w="3022"/>
+          </w:tcPr>
+          <w:p>
+            <w:pPr>
+              <w:spacing w:before="40" w:after="40" w:line="288" w:lineRule="auto"/>
+            </w:pPr>
+            <w:r/>
+            <w:r>
+              <w:rPr>
+                <w:rFonts w:ascii="Microsoft YaHei" w:hAnsi="Microsoft YaHei"/>
+                <w:sz w:val="18"/>
+              </w:rPr>
+              <w:t>大单净额</w:t>
             </w:r>
           </w:p>
         </w:tc>
         <w:tc>
           <w:tcPr>
-            <w:tcW w:type="dxa" w:w="2266"/>
-            <w:shd w:fill="F6F8FA" w:val="clear"/>
+            <w:tcW w:type="dxa" w:w="3022"/>
           </w:tcPr>
           <w:p>
             <w:pPr>
@@ -1172,55 +1110,13 @@
                 <w:color w:val="1A1A1A"/>
                 <w:sz w:val="18"/>
               </w:rPr>
-              <w:t>卖出</w:t>
-            </w:r>
-          </w:p>
-        </w:tc>
-      </w:tr>
-      <w:tr>
-        <w:tc>
-          <w:tcPr>
-            <w:tcW w:type="dxa" w:w="2266"/>
-          </w:tcPr>
-          <w:p>
-            <w:pPr>
-              <w:spacing w:before="40" w:after="40" w:line="288" w:lineRule="auto"/>
-            </w:pPr>
-            <w:r/>
-            <w:r>
-              <w:rPr>
-                <w:rFonts w:ascii="Microsoft YaHei" w:hAnsi="Microsoft YaHei"/>
-                <w:b/>
-                <w:color w:val="1A1A1A"/>
-                <w:sz w:val="18"/>
-              </w:rPr>
-              <w:t>大单</w:t>
+              <w:t>+28,967,126</w:t>
             </w:r>
           </w:p>
         </w:tc>
         <w:tc>
           <w:tcPr>
-            <w:tcW w:type="dxa" w:w="2266"/>
-          </w:tcPr>
-          <w:p>
-            <w:pPr>
-              <w:spacing w:before="40" w:after="40" w:line="288" w:lineRule="auto"/>
-            </w:pPr>
-            <w:r/>
-            <w:r>
-              <w:rPr>
-                <w:rFonts w:ascii="Microsoft YaHei" w:hAnsi="Microsoft YaHei"/>
-                <w:b/>
-                <w:color w:val="1A1A1A"/>
-                <w:sz w:val="18"/>
-              </w:rPr>
-              <w:t>+19,475,465</w:t>
-            </w:r>
-          </w:p>
-        </w:tc>
-        <w:tc>
-          <w:tcPr>
-            <w:tcW w:type="dxa" w:w="2266"/>
+            <w:tcW w:type="dxa" w:w="3022"/>
           </w:tcPr>
           <w:p>
             <w:pPr>
@@ -1232,25 +1128,7 @@
                 <w:rFonts w:ascii="Microsoft YaHei" w:hAnsi="Microsoft YaHei"/>
                 <w:sz w:val="18"/>
               </w:rPr>
-              <w:t>35,459,181</w:t>
-            </w:r>
-          </w:p>
-        </w:tc>
-        <w:tc>
-          <w:tcPr>
-            <w:tcW w:type="dxa" w:w="2266"/>
-          </w:tcPr>
-          <w:p>
-            <w:pPr>
-              <w:spacing w:before="40" w:after="40" w:line="288" w:lineRule="auto"/>
-            </w:pPr>
-            <w:r/>
-            <w:r>
-              <w:rPr>
-                <w:rFonts w:ascii="Microsoft YaHei" w:hAnsi="Microsoft YaHei"/>
-                <w:sz w:val="18"/>
-              </w:rPr>
-              <w:t>15,983,716</w:t>
+              <w:t>净流入</w:t>
             </w:r>
           </w:p>
         </w:tc>
@@ -1258,49 +1136,7 @@
       <w:tr>
         <w:tc>
           <w:tcPr>
-            <w:tcW w:type="dxa" w:w="2266"/>
-            <w:shd w:fill="F8F9FA" w:val="clear"/>
-          </w:tcPr>
-          <w:p>
-            <w:pPr>
-              <w:spacing w:before="40" w:after="40" w:line="288" w:lineRule="auto"/>
-            </w:pPr>
-            <w:r/>
-            <w:r>
-              <w:rPr>
-                <w:rFonts w:ascii="Microsoft YaHei" w:hAnsi="Microsoft YaHei"/>
-                <w:b/>
-                <w:color w:val="1A1A1A"/>
-                <w:sz w:val="18"/>
-              </w:rPr>
-              <w:t>中单</w:t>
-            </w:r>
-          </w:p>
-        </w:tc>
-        <w:tc>
-          <w:tcPr>
-            <w:tcW w:type="dxa" w:w="2266"/>
-            <w:shd w:fill="F8F9FA" w:val="clear"/>
-          </w:tcPr>
-          <w:p>
-            <w:pPr>
-              <w:spacing w:before="40" w:after="40" w:line="288" w:lineRule="auto"/>
-            </w:pPr>
-            <w:r/>
-            <w:r>
-              <w:rPr>
-                <w:rFonts w:ascii="Microsoft YaHei" w:hAnsi="Microsoft YaHei"/>
-                <w:b/>
-                <w:color w:val="1A1A1A"/>
-                <w:sz w:val="18"/>
-              </w:rPr>
-              <w:t>+11,328,016</w:t>
-            </w:r>
-          </w:p>
-        </w:tc>
-        <w:tc>
-          <w:tcPr>
-            <w:tcW w:type="dxa" w:w="2266"/>
+            <w:tcW w:type="dxa" w:w="3022"/>
             <w:shd w:fill="F8F9FA" w:val="clear"/>
           </w:tcPr>
           <w:p>
@@ -1313,13 +1149,13 @@
                 <w:rFonts w:ascii="Microsoft YaHei" w:hAnsi="Microsoft YaHei"/>
                 <w:sz w:val="18"/>
               </w:rPr>
-              <w:t>50,383,377</w:t>
+              <w:t>中单净额</w:t>
             </w:r>
           </w:p>
         </w:tc>
         <w:tc>
           <w:tcPr>
-            <w:tcW w:type="dxa" w:w="2266"/>
+            <w:tcW w:type="dxa" w:w="3022"/>
             <w:shd w:fill="F8F9FA" w:val="clear"/>
           </w:tcPr>
           <w:p>
@@ -1332,55 +1168,14 @@
                 <w:rFonts w:ascii="Microsoft YaHei" w:hAnsi="Microsoft YaHei"/>
                 <w:sz w:val="18"/>
               </w:rPr>
-              <w:t>39,055,361</w:t>
-            </w:r>
-          </w:p>
-        </w:tc>
-      </w:tr>
-      <w:tr>
-        <w:tc>
-          <w:tcPr>
-            <w:tcW w:type="dxa" w:w="2266"/>
-          </w:tcPr>
-          <w:p>
-            <w:pPr>
-              <w:spacing w:before="40" w:after="40" w:line="288" w:lineRule="auto"/>
-            </w:pPr>
-            <w:r/>
-            <w:r>
-              <w:rPr>
-                <w:rFonts w:ascii="Microsoft YaHei" w:hAnsi="Microsoft YaHei"/>
-                <w:b/>
-                <w:color w:val="1A1A1A"/>
-                <w:sz w:val="18"/>
-              </w:rPr>
-              <w:t>小单</w:t>
+              <w:t>+21,414,113</w:t>
             </w:r>
           </w:p>
         </w:tc>
         <w:tc>
           <w:tcPr>
-            <w:tcW w:type="dxa" w:w="2266"/>
-          </w:tcPr>
-          <w:p>
-            <w:pPr>
-              <w:spacing w:before="40" w:after="40" w:line="288" w:lineRule="auto"/>
-            </w:pPr>
-            <w:r/>
-            <w:r>
-              <w:rPr>
-                <w:rFonts w:ascii="Microsoft YaHei" w:hAnsi="Microsoft YaHei"/>
-                <w:b/>
-                <w:color w:val="1A1A1A"/>
-                <w:sz w:val="18"/>
-              </w:rPr>
-              <w:t>+3,496,190</w:t>
-            </w:r>
-          </w:p>
-        </w:tc>
-        <w:tc>
-          <w:tcPr>
-            <w:tcW w:type="dxa" w:w="2266"/>
+            <w:tcW w:type="dxa" w:w="3022"/>
+            <w:shd w:fill="F8F9FA" w:val="clear"/>
           </w:tcPr>
           <w:p>
             <w:pPr>
@@ -1392,13 +1187,15 @@
                 <w:rFonts w:ascii="Microsoft YaHei" w:hAnsi="Microsoft YaHei"/>
                 <w:sz w:val="18"/>
               </w:rPr>
-              <w:t>10,643,480</w:t>
+              <w:t>净流入</w:t>
             </w:r>
           </w:p>
         </w:tc>
+      </w:tr>
+      <w:tr>
         <w:tc>
           <w:tcPr>
-            <w:tcW w:type="dxa" w:w="2266"/>
+            <w:tcW w:type="dxa" w:w="3022"/>
           </w:tcPr>
           <w:p>
             <w:pPr>
@@ -1410,7 +1207,43 @@
                 <w:rFonts w:ascii="Microsoft YaHei" w:hAnsi="Microsoft YaHei"/>
                 <w:sz w:val="18"/>
               </w:rPr>
-              <w:t>7,147,290</w:t>
+              <w:t>小单净额</w:t>
+            </w:r>
+          </w:p>
+        </w:tc>
+        <w:tc>
+          <w:tcPr>
+            <w:tcW w:type="dxa" w:w="3022"/>
+          </w:tcPr>
+          <w:p>
+            <w:pPr>
+              <w:spacing w:before="40" w:after="40" w:line="288" w:lineRule="auto"/>
+            </w:pPr>
+            <w:r/>
+            <w:r>
+              <w:rPr>
+                <w:rFonts w:ascii="Microsoft YaHei" w:hAnsi="Microsoft YaHei"/>
+                <w:sz w:val="18"/>
+              </w:rPr>
+              <w:t>+13,091,888</w:t>
+            </w:r>
+          </w:p>
+        </w:tc>
+        <w:tc>
+          <w:tcPr>
+            <w:tcW w:type="dxa" w:w="3022"/>
+          </w:tcPr>
+          <w:p>
+            <w:pPr>
+              <w:spacing w:before="40" w:after="40" w:line="288" w:lineRule="auto"/>
+            </w:pPr>
+            <w:r/>
+            <w:r>
+              <w:rPr>
+                <w:rFonts w:ascii="Microsoft YaHei" w:hAnsi="Microsoft YaHei"/>
+                <w:sz w:val="18"/>
+              </w:rPr>
+              <w:t>净流入</w:t>
             </w:r>
           </w:p>
         </w:tc>
@@ -1418,7 +1251,7 @@
       <w:tr>
         <w:tc>
           <w:tcPr>
-            <w:tcW w:type="dxa" w:w="2266"/>
+            <w:tcW w:type="dxa" w:w="3022"/>
             <w:shd w:fill="F8F9FA" w:val="clear"/>
           </w:tcPr>
           <w:p>
@@ -1439,7 +1272,7 @@
         </w:tc>
         <w:tc>
           <w:tcPr>
-            <w:tcW w:type="dxa" w:w="2266"/>
+            <w:tcW w:type="dxa" w:w="3022"/>
             <w:shd w:fill="F8F9FA" w:val="clear"/>
           </w:tcPr>
           <w:p>
@@ -1454,13 +1287,13 @@
                 <w:color w:val="1A1A1A"/>
                 <w:sz w:val="18"/>
               </w:rPr>
-              <w:t>+34,299,671</w:t>
+              <w:t>+63,473,127</w:t>
             </w:r>
           </w:p>
         </w:tc>
         <w:tc>
           <w:tcPr>
-            <w:tcW w:type="dxa" w:w="2266"/>
+            <w:tcW w:type="dxa" w:w="3022"/>
             <w:shd w:fill="F8F9FA" w:val="clear"/>
           </w:tcPr>
           <w:p>
@@ -1471,28 +1304,11 @@
             <w:r>
               <w:rPr>
                 <w:rFonts w:ascii="Microsoft YaHei" w:hAnsi="Microsoft YaHei"/>
+                <w:b/>
+                <w:color w:val="1A1A1A"/>
                 <w:sz w:val="18"/>
               </w:rPr>
-              <w:t>—</w:t>
-            </w:r>
-          </w:p>
-        </w:tc>
-        <w:tc>
-          <w:tcPr>
-            <w:tcW w:type="dxa" w:w="2266"/>
-            <w:shd w:fill="F8F9FA" w:val="clear"/>
-          </w:tcPr>
-          <w:p>
-            <w:pPr>
-              <w:spacing w:before="40" w:after="40" w:line="288" w:lineRule="auto"/>
-            </w:pPr>
-            <w:r/>
-            <w:r>
-              <w:rPr>
-                <w:rFonts w:ascii="Microsoft YaHei" w:hAnsi="Microsoft YaHei"/>
-                <w:sz w:val="18"/>
-              </w:rPr>
-              <w:t>—</w:t>
+              <w:t>净流入</w:t>
             </w:r>
           </w:p>
         </w:tc>
@@ -1503,10 +1319,78 @@
       <w:r>
         <w:rPr>
           <w:rFonts w:ascii="Microsoft YaHei" w:hAnsi="Microsoft YaHei"/>
+        </w:rPr>
+        <w:t xml:space="preserve">上一个交易日即呈现 </w:t>
+      </w:r>
+      <w:r>
+        <w:rPr>
+          <w:rFonts w:ascii="Microsoft YaHei" w:hAnsi="Microsoft YaHei"/>
           <w:b/>
           <w:color w:val="1A1A1A"/>
         </w:rPr>
-        <w:t>融资融券（上个交易日终）：</w:t>
+        <w:t>全口径净流入</w:t>
+      </w:r>
+      <w:r>
+        <w:rPr>
+          <w:rFonts w:ascii="Microsoft YaHei" w:hAnsi="Microsoft YaHei"/>
+        </w:rPr>
+        <w:t xml:space="preserve">，大单净流入近 </w:t>
+      </w:r>
+      <w:r>
+        <w:rPr>
+          <w:rFonts w:ascii="Microsoft YaHei" w:hAnsi="Microsoft YaHei"/>
+          <w:b/>
+          <w:color w:val="1A1A1A"/>
+        </w:rPr>
+        <w:t>2,897 万元</w:t>
+      </w:r>
+      <w:r>
+        <w:rPr>
+          <w:rFonts w:ascii="Microsoft YaHei" w:hAnsi="Microsoft YaHei"/>
+        </w:rPr>
+        <w:t xml:space="preserve">，为三大资金细分中最大。结合今日早盘继续净流入 </w:t>
+      </w:r>
+      <w:r>
+        <w:rPr>
+          <w:rFonts w:ascii="Microsoft YaHei" w:hAnsi="Microsoft YaHei"/>
+          <w:b/>
+          <w:color w:val="1A1A1A"/>
+        </w:rPr>
+        <w:t>6,342 万元</w:t>
+      </w:r>
+      <w:r>
+        <w:rPr>
+          <w:rFonts w:ascii="Microsoft YaHei" w:hAnsi="Microsoft YaHei"/>
+        </w:rPr>
+        <w:t>，</w:t>
+      </w:r>
+      <w:r>
+        <w:rPr>
+          <w:rFonts w:ascii="Microsoft YaHei" w:hAnsi="Microsoft YaHei"/>
+          <w:b/>
+          <w:color w:val="1A1A1A"/>
+        </w:rPr>
+        <w:t>大资金连续两日主动加仓</w:t>
+      </w:r>
+      <w:r>
+        <w:rPr>
+          <w:rFonts w:ascii="Microsoft YaHei" w:hAnsi="Microsoft YaHei"/>
+        </w:rPr>
+        <w:t>，信号积极。</w:t>
+      </w:r>
+    </w:p>
+    <w:p>
+      <w:pPr>
+        <w:spacing w:before="280" w:after="80" w:line="312" w:lineRule="auto"/>
+      </w:pPr>
+      <w:r>
+        <w:rPr>
+          <w:rFonts w:ascii="Microsoft YaHei" w:hAnsi="Microsoft YaHei"/>
+          <w:b/>
+          <w:color w:val="333333"/>
+          <w:sz w:val="24"/>
+        </w:rPr>
+        <w:t>融资融券（上一个交易日）</w:t>
       </w:r>
     </w:p>
     <w:p>
@@ -1517,7 +1401,7 @@
         <w:rPr>
           <w:rFonts w:ascii="Microsoft YaHei" w:hAnsi="Microsoft YaHei"/>
         </w:rPr>
-        <w:t xml:space="preserve">融资余额: </w:t>
+        <w:t>融资余额：</w:t>
       </w:r>
       <w:r>
         <w:rPr>
@@ -1545,43 +1429,7 @@
         <w:rPr>
           <w:rFonts w:ascii="Microsoft YaHei" w:hAnsi="Microsoft YaHei"/>
         </w:rPr>
-        <w:t xml:space="preserve">），占流通市值比例 </w:t>
-      </w:r>
-      <w:r>
-        <w:rPr>
-          <w:rFonts w:ascii="Microsoft YaHei" w:hAnsi="Microsoft YaHei"/>
-          <w:b/>
-          <w:color w:val="1A1A1A"/>
-        </w:rPr>
-        <w:t>5.79%</w:t>
-      </w:r>
-      <w:r>
-        <w:rPr>
-          <w:rFonts w:ascii="Microsoft YaHei" w:hAnsi="Microsoft YaHei"/>
-        </w:rPr>
-        <w:t xml:space="preserve">，低于近一年 </w:t>
-      </w:r>
-      <w:r>
-        <w:rPr>
-          <w:rFonts w:ascii="Microsoft YaHei" w:hAnsi="Microsoft YaHei"/>
-          <w:b/>
-          <w:color w:val="1A1A1A"/>
-        </w:rPr>
-        <w:t>10%分位水平</w:t>
-      </w:r>
-      <w:r>
-        <w:rPr>
-          <w:rFonts w:ascii="Microsoft YaHei" w:hAnsi="Microsoft YaHei"/>
-        </w:rPr>
-        <w:t>，说明融资盘已处于历史极低水位，</w:t>
-      </w:r>
-      <w:r>
-        <w:rPr>
-          <w:rFonts w:ascii="Microsoft YaHei" w:hAnsi="Microsoft YaHei"/>
-          <w:b/>
-          <w:color w:val="1A1A1A"/>
-        </w:rPr>
-        <w:t>杠杆抛压有限</w:t>
+        <w:t>）</w:t>
       </w:r>
     </w:p>
     <w:p>
@@ -1592,7 +1440,7 @@
         <w:rPr>
           <w:rFonts w:ascii="Microsoft YaHei" w:hAnsi="Microsoft YaHei"/>
         </w:rPr>
-        <w:t xml:space="preserve">融券余额: </w:t>
+        <w:t>融券余额：</w:t>
       </w:r>
       <w:r>
         <w:rPr>
@@ -1627,58 +1475,8 @@
       <w:r>
         <w:rPr>
           <w:rFonts w:ascii="Microsoft YaHei" w:hAnsi="Microsoft YaHei"/>
-          <w:b/>
-          <w:color w:val="1A1A1A"/>
         </w:rPr>
-        <w:t>资金判断</w:t>
-      </w:r>
-      <w:r>
-        <w:rPr>
-          <w:rFonts w:ascii="Microsoft YaHei" w:hAnsi="Microsoft YaHei"/>
-        </w:rPr>
-        <w:t xml:space="preserve">：今日延续了上个交易日 </w:t>
-      </w:r>
-      <w:r>
-        <w:rPr>
-          <w:rFonts w:ascii="Microsoft YaHei" w:hAnsi="Microsoft YaHei"/>
-          <w:b/>
-          <w:color w:val="1A1A1A"/>
-        </w:rPr>
-        <w:t>大单、中单、小单全线净流入</w:t>
-      </w:r>
-      <w:r>
-        <w:rPr>
-          <w:rFonts w:ascii="Microsoft YaHei" w:hAnsi="Microsoft YaHei"/>
-        </w:rPr>
-        <w:t xml:space="preserve"> 的态势，盘中净流入 </w:t>
-      </w:r>
-      <w:r>
-        <w:rPr>
-          <w:rFonts w:ascii="Microsoft YaHei" w:hAnsi="Microsoft YaHei"/>
-          <w:b/>
-          <w:color w:val="1A1A1A"/>
-        </w:rPr>
-        <w:t>3,436万元</w:t>
-      </w:r>
-      <w:r>
-        <w:rPr>
-          <w:rFonts w:ascii="Microsoft YaHei" w:hAnsi="Microsoft YaHei"/>
-        </w:rPr>
-        <w:t>，流入分钟数（67分钟）显著多于流出分钟数（46分钟），且最大流入力度（696万）远超最大流出力度（180万），</w:t>
-      </w:r>
-      <w:r>
-        <w:rPr>
-          <w:rFonts w:ascii="Microsoft YaHei" w:hAnsi="Microsoft YaHei"/>
-          <w:b/>
-          <w:color w:val="1A1A1A"/>
-        </w:rPr>
-        <w:t>主动性买盘占据主导</w:t>
-      </w:r>
-      <w:r>
-        <w:rPr>
-          <w:rFonts w:ascii="Microsoft YaHei" w:hAnsi="Microsoft YaHei"/>
-        </w:rPr>
-        <w:t>。</w:t>
+        <w:t>融资余额小幅回落，但融券余额同步缩减，空头端也在收缩，整体多空趋于平衡。</w:t>
       </w:r>
     </w:p>
     <w:p>
@@ -1704,6 +1502,20 @@
           <w:sz w:val="28"/>
         </w:rPr>
         <w:t>技术面</w:t>
+      </w:r>
+    </w:p>
+    <w:p>
+      <w:pPr>
+        <w:spacing w:before="280" w:after="80" w:line="312" w:lineRule="auto"/>
+      </w:pPr>
+      <w:r>
+        <w:rPr>
+          <w:rFonts w:ascii="Microsoft YaHei" w:hAnsi="Microsoft YaHei"/>
+          <w:b/>
+          <w:color w:val="333333"/>
+          <w:sz w:val="24"/>
+        </w:rPr>
+        <w:t>均线系统</w:t>
       </w:r>
     </w:p>
     <w:tbl>
@@ -1737,7 +1549,7 @@
                 <w:color w:val="1A1A1A"/>
                 <w:sz w:val="18"/>
               </w:rPr>
-              <w:t>均线/布林带</w:t>
+              <w:t>均线</w:t>
             </w:r>
           </w:p>
         </w:tc>
@@ -1758,7 +1570,7 @@
                 <w:color w:val="1A1A1A"/>
                 <w:sz w:val="18"/>
               </w:rPr>
-              <w:t>价位</w:t>
+              <w:t>价格</w:t>
             </w:r>
           </w:p>
         </w:tc>
@@ -1779,7 +1591,7 @@
                 <w:color w:val="1A1A1A"/>
                 <w:sz w:val="18"/>
               </w:rPr>
-              <w:t>当前价偏离度</w:t>
+              <w:t>偏离度</w:t>
             </w:r>
           </w:p>
         </w:tc>
@@ -1797,8 +1609,6 @@
             <w:r>
               <w:rPr>
                 <w:rFonts w:ascii="Microsoft YaHei" w:hAnsi="Microsoft YaHei"/>
-                <w:b/>
-                <w:color w:val="1A1A1A"/>
                 <w:sz w:val="18"/>
               </w:rPr>
               <w:t>MA5</w:t>
@@ -1819,7 +1629,7 @@
                 <w:rFonts w:ascii="Microsoft YaHei" w:hAnsi="Microsoft YaHei"/>
                 <w:sz w:val="18"/>
               </w:rPr>
-              <w:t>约 9.74 元</w:t>
+              <w:t>9.74 元</w:t>
             </w:r>
           </w:p>
         </w:tc>
@@ -1841,13 +1651,6 @@
               </w:rPr>
               <w:t>+1.6%</w:t>
             </w:r>
-            <w:r>
-              <w:rPr>
-                <w:rFonts w:ascii="Microsoft YaHei" w:hAnsi="Microsoft YaHei"/>
-                <w:sz w:val="18"/>
-              </w:rPr>
-              <w:t>（上方）</w:t>
-            </w:r>
           </w:p>
         </w:tc>
       </w:tr>
@@ -1865,8 +1668,6 @@
             <w:r>
               <w:rPr>
                 <w:rFonts w:ascii="Microsoft YaHei" w:hAnsi="Microsoft YaHei"/>
-                <w:b/>
-                <w:color w:val="1A1A1A"/>
                 <w:sz w:val="18"/>
               </w:rPr>
               <w:t>MA10</w:t>
@@ -1888,7 +1689,7 @@
                 <w:rFonts w:ascii="Microsoft YaHei" w:hAnsi="Microsoft YaHei"/>
                 <w:sz w:val="18"/>
               </w:rPr>
-              <w:t>约 9.72 元</w:t>
+              <w:t>9.72 元</w:t>
             </w:r>
           </w:p>
         </w:tc>
@@ -1911,13 +1712,6 @@
               </w:rPr>
               <w:t>+1.9%</w:t>
             </w:r>
-            <w:r>
-              <w:rPr>
-                <w:rFonts w:ascii="Microsoft YaHei" w:hAnsi="Microsoft YaHei"/>
-                <w:sz w:val="18"/>
-              </w:rPr>
-              <w:t>（上方）</w:t>
-            </w:r>
           </w:p>
         </w:tc>
       </w:tr>
@@ -1934,11 +1728,9 @@
             <w:r>
               <w:rPr>
                 <w:rFonts w:ascii="Microsoft YaHei" w:hAnsi="Microsoft YaHei"/>
-                <w:b/>
-                <w:color w:val="1A1A1A"/>
                 <w:sz w:val="18"/>
               </w:rPr>
-              <w:t>MA20 / 布林中轨</w:t>
+              <w:t>MA20（布林中轨）</w:t>
             </w:r>
           </w:p>
         </w:tc>
@@ -1956,7 +1748,7 @@
                 <w:rFonts w:ascii="Microsoft YaHei" w:hAnsi="Microsoft YaHei"/>
                 <w:sz w:val="18"/>
               </w:rPr>
-              <w:t>约 9.56 元</w:t>
+              <w:t>9.56 元</w:t>
             </w:r>
           </w:p>
         </w:tc>
@@ -1978,21 +1770,78 @@
               </w:rPr>
               <w:t>+3.6%</w:t>
             </w:r>
-            <w:r>
-              <w:rPr>
-                <w:rFonts w:ascii="Microsoft YaHei" w:hAnsi="Microsoft YaHei"/>
-                <w:sz w:val="18"/>
-              </w:rPr>
-              <w:t>（上方）</w:t>
-            </w:r>
           </w:p>
         </w:tc>
       </w:tr>
+    </w:tbl>
+    <w:p/>
+    <w:p>
+      <w:r>
+        <w:rPr>
+          <w:rFonts w:ascii="Microsoft YaHei" w:hAnsi="Microsoft YaHei"/>
+        </w:rPr>
+        <w:t xml:space="preserve">股价 </w:t>
+      </w:r>
+      <w:r>
+        <w:rPr>
+          <w:rFonts w:ascii="Microsoft YaHei" w:hAnsi="Microsoft YaHei"/>
+          <w:b/>
+          <w:color w:val="1A1A1A"/>
+        </w:rPr>
+        <w:t>站上全部短期均线</w:t>
+      </w:r>
+      <w:r>
+        <w:rPr>
+          <w:rFonts w:ascii="Microsoft YaHei" w:hAnsi="Microsoft YaHei"/>
+        </w:rPr>
+        <w:t xml:space="preserve">，且与 MA20（中轨）偏离 </w:t>
+      </w:r>
+      <w:r>
+        <w:rPr>
+          <w:rFonts w:ascii="Microsoft YaHei" w:hAnsi="Microsoft YaHei"/>
+          <w:b/>
+          <w:color w:val="1A1A1A"/>
+        </w:rPr>
+        <w:t>+3.6%</w:t>
+      </w:r>
+      <w:r>
+        <w:rPr>
+          <w:rFonts w:ascii="Microsoft YaHei" w:hAnsi="Microsoft YaHei"/>
+        </w:rPr>
+        <w:t>，呈现多头排列雏形。MA5 与 MA10 在 9.72~9.74 区间构筑支撑带。</w:t>
+      </w:r>
+    </w:p>
+    <w:p>
+      <w:pPr>
+        <w:spacing w:before="280" w:after="80" w:line="312" w:lineRule="auto"/>
+      </w:pPr>
+      <w:r>
+        <w:rPr>
+          <w:rFonts w:ascii="Microsoft YaHei" w:hAnsi="Microsoft YaHei"/>
+          <w:b/>
+          <w:color w:val="333333"/>
+          <w:sz w:val="24"/>
+        </w:rPr>
+        <w:t>布林带</w:t>
+      </w:r>
+    </w:p>
+    <w:tbl>
+      <w:tblPr>
+        <w:tblStyle w:val="TableGrid"/>
+        <w:tblW w:type="auto" w:w="0"/>
+        <w:jc w:val="center"/>
+        <w:tblLayout w:type="autofit"/>
+        <w:tblLook w:firstColumn="1" w:firstRow="1" w:lastColumn="0" w:lastRow="0" w:noHBand="0" w:noVBand="1" w:val="04A0"/>
+      </w:tblPr>
+      <w:tblGrid>
+        <w:gridCol w:w="4533"/>
+        <w:gridCol w:w="4533"/>
+      </w:tblGrid>
       <w:tr>
         <w:tc>
           <w:tcPr>
-            <w:tcW w:type="dxa" w:w="3022"/>
-            <w:shd w:fill="F8F9FA" w:val="clear"/>
+            <w:tcW w:type="dxa" w:w="4533"/>
+            <w:shd w:fill="F6F8FA" w:val="clear"/>
           </w:tcPr>
           <w:p>
             <w:pPr>
@@ -2006,14 +1855,54 @@
                 <w:color w:val="1A1A1A"/>
                 <w:sz w:val="18"/>
               </w:rPr>
+              <w:t>指标</w:t>
+            </w:r>
+          </w:p>
+        </w:tc>
+        <w:tc>
+          <w:tcPr>
+            <w:tcW w:type="dxa" w:w="4533"/>
+            <w:shd w:fill="F6F8FA" w:val="clear"/>
+          </w:tcPr>
+          <w:p>
+            <w:pPr>
+              <w:spacing w:before="40" w:after="40" w:line="288" w:lineRule="auto"/>
+            </w:pPr>
+            <w:r/>
+            <w:r>
+              <w:rPr>
+                <w:rFonts w:ascii="Microsoft YaHei" w:hAnsi="Microsoft YaHei"/>
+                <w:b/>
+                <w:color w:val="1A1A1A"/>
+                <w:sz w:val="18"/>
+              </w:rPr>
+              <w:t>价格</w:t>
+            </w:r>
+          </w:p>
+        </w:tc>
+      </w:tr>
+      <w:tr>
+        <w:tc>
+          <w:tcPr>
+            <w:tcW w:type="dxa" w:w="4533"/>
+          </w:tcPr>
+          <w:p>
+            <w:pPr>
+              <w:spacing w:before="40" w:after="40" w:line="288" w:lineRule="auto"/>
+            </w:pPr>
+            <w:r/>
+            <w:r>
+              <w:rPr>
+                <w:rFonts w:ascii="Microsoft YaHei" w:hAnsi="Microsoft YaHei"/>
+                <w:sz w:val="18"/>
+              </w:rPr>
               <w:t>布林带上轨</w:t>
             </w:r>
           </w:p>
         </w:tc>
         <w:tc>
           <w:tcPr>
-            <w:tcW w:type="dxa" w:w="3022"/>
-            <w:shd w:fill="F8F9FA" w:val="clear"/>
+            <w:tcW w:type="dxa" w:w="4533"/>
           </w:tcPr>
           <w:p>
             <w:pPr>
@@ -2031,9 +1920,11 @@
             </w:r>
           </w:p>
         </w:tc>
+      </w:tr>
+      <w:tr>
         <w:tc>
           <w:tcPr>
-            <w:tcW w:type="dxa" w:w="3022"/>
+            <w:tcW w:type="dxa" w:w="4533"/>
             <w:shd w:fill="F8F9FA" w:val="clear"/>
           </w:tcPr>
           <w:p>
@@ -2046,15 +1937,14 @@
                 <w:rFonts w:ascii="Microsoft YaHei" w:hAnsi="Microsoft YaHei"/>
                 <w:sz w:val="18"/>
               </w:rPr>
-              <w:t>当前价距上轨 -1.2%</w:t>
+              <w:t>布林中轨（MA20）</w:t>
             </w:r>
           </w:p>
         </w:tc>
-      </w:tr>
-      <w:tr>
         <w:tc>
           <w:tcPr>
-            <w:tcW w:type="dxa" w:w="3022"/>
+            <w:tcW w:type="dxa" w:w="4533"/>
+            <w:shd w:fill="F8F9FA" w:val="clear"/>
           </w:tcPr>
           <w:p>
             <w:pPr>
@@ -2064,8 +1954,26 @@
             <w:r>
               <w:rPr>
                 <w:rFonts w:ascii="Microsoft YaHei" w:hAnsi="Microsoft YaHei"/>
-                <w:b/>
-                <w:color w:val="1A1A1A"/>
+                <w:sz w:val="18"/>
+              </w:rPr>
+              <w:t>9.56 元</w:t>
+            </w:r>
+          </w:p>
+        </w:tc>
+      </w:tr>
+      <w:tr>
+        <w:tc>
+          <w:tcPr>
+            <w:tcW w:type="dxa" w:w="4533"/>
+          </w:tcPr>
+          <w:p>
+            <w:pPr>
+              <w:spacing w:before="40" w:after="40" w:line="288" w:lineRule="auto"/>
+            </w:pPr>
+            <w:r/>
+            <w:r>
+              <w:rPr>
+                <w:rFonts w:ascii="Microsoft YaHei" w:hAnsi="Microsoft YaHei"/>
                 <w:sz w:val="18"/>
               </w:rPr>
               <w:t>布林带下轨</w:t>
@@ -2074,7 +1982,7 @@
         </w:tc>
         <w:tc>
           <w:tcPr>
-            <w:tcW w:type="dxa" w:w="3022"/>
+            <w:tcW w:type="dxa" w:w="4533"/>
           </w:tcPr>
           <w:p>
             <w:pPr>
@@ -2090,9 +1998,12 @@
             </w:r>
           </w:p>
         </w:tc>
+      </w:tr>
+      <w:tr>
         <w:tc>
           <w:tcPr>
-            <w:tcW w:type="dxa" w:w="3022"/>
+            <w:tcW w:type="dxa" w:w="4533"/>
+            <w:shd w:fill="F8F9FA" w:val="clear"/>
           </w:tcPr>
           <w:p>
             <w:pPr>
@@ -2102,9 +2013,32 @@
             <w:r>
               <w:rPr>
                 <w:rFonts w:ascii="Microsoft YaHei" w:hAnsi="Microsoft YaHei"/>
+                <w:b/>
+                <w:color w:val="1A1A1A"/>
                 <w:sz w:val="18"/>
               </w:rPr>
-              <w:t>—</w:t>
+              <w:t>当前价</w:t>
+            </w:r>
+          </w:p>
+        </w:tc>
+        <w:tc>
+          <w:tcPr>
+            <w:tcW w:type="dxa" w:w="4533"/>
+            <w:shd w:fill="F8F9FA" w:val="clear"/>
+          </w:tcPr>
+          <w:p>
+            <w:pPr>
+              <w:spacing w:before="40" w:after="40" w:line="288" w:lineRule="auto"/>
+            </w:pPr>
+            <w:r/>
+            <w:r>
+              <w:rPr>
+                <w:rFonts w:ascii="Microsoft YaHei" w:hAnsi="Microsoft YaHei"/>
+                <w:b/>
+                <w:color w:val="1A1A1A"/>
+                <w:sz w:val="18"/>
+              </w:rPr>
+              <w:t>9.90 元</w:t>
             </w:r>
           </w:p>
         </w:tc>
@@ -2112,19 +2046,6 @@
     </w:tbl>
     <w:p/>
     <w:p>
-      <w:r>
-        <w:rPr>
-          <w:rFonts w:ascii="Microsoft YaHei" w:hAnsi="Microsoft YaHei"/>
-          <w:b/>
-          <w:color w:val="1A1A1A"/>
-        </w:rPr>
-        <w:t>技术研判：</w:t>
-      </w:r>
-    </w:p>
-    <w:p>
-      <w:pPr>
-        <w:pStyle w:val="ListBullet"/>
-      </w:pPr>
       <w:r>
         <w:rPr>
           <w:rFonts w:ascii="Microsoft YaHei" w:hAnsi="Microsoft YaHei"/>
@@ -2137,13 +2058,13 @@
           <w:b/>
           <w:color w:val="1A1A1A"/>
         </w:rPr>
-        <w:t>9.90元</w:t>
+        <w:t>9.90 元</w:t>
       </w:r>
       <w:r>
         <w:rPr>
           <w:rFonts w:ascii="Microsoft YaHei" w:hAnsi="Microsoft YaHei"/>
         </w:rPr>
-        <w:t xml:space="preserve"> 站稳 </w:t>
+        <w:t xml:space="preserve"> 已逼近布林带上轨 </w:t>
       </w:r>
       <w:r>
         <w:rPr>
@@ -2151,24 +2072,13 @@
           <w:b/>
           <w:color w:val="1A1A1A"/>
         </w:rPr>
-        <w:t>MA5、MA10、MA20</w:t>
+        <w:t>10.02 元</w:t>
       </w:r>
       <w:r>
         <w:rPr>
           <w:rFonts w:ascii="Microsoft YaHei" w:hAnsi="Microsoft YaHei"/>
         </w:rPr>
-        <w:t xml:space="preserve"> 三条均线之上，短期多头排列格局形成</w:t>
-      </w:r>
-    </w:p>
-    <w:p>
-      <w:pPr>
-        <w:pStyle w:val="ListBullet"/>
-      </w:pPr>
-      <w:r>
-        <w:rPr>
-          <w:rFonts w:ascii="Microsoft YaHei" w:hAnsi="Microsoft YaHei"/>
-        </w:rPr>
-        <w:t xml:space="preserve">盘中最高 </w:t>
+        <w:t xml:space="preserve">（差距仅 </w:t>
       </w:r>
       <w:r>
         <w:rPr>
@@ -2176,13 +2086,13 @@
           <w:b/>
           <w:color w:val="1A1A1A"/>
         </w:rPr>
-        <w:t>10.03元</w:t>
+        <w:t>1.2%</w:t>
       </w:r>
       <w:r>
         <w:rPr>
           <w:rFonts w:ascii="Microsoft YaHei" w:hAnsi="Microsoft YaHei"/>
         </w:rPr>
-        <w:t xml:space="preserve"> 已短暂 </w:t>
+        <w:t xml:space="preserve">）。早盘最高触及 </w:t>
       </w:r>
       <w:r>
         <w:rPr>
@@ -2190,24 +2100,13 @@
           <w:b/>
           <w:color w:val="1A1A1A"/>
         </w:rPr>
-        <w:t>突破布林带上轨（10.02元）</w:t>
+        <w:t>10.03 元</w:t>
       </w:r>
       <w:r>
         <w:rPr>
           <w:rFonts w:ascii="Microsoft YaHei" w:hAnsi="Microsoft YaHei"/>
         </w:rPr>
-        <w:t>，随后小幅回落至9.90元，说明上轨存在技术性阻力</w:t>
-      </w:r>
-    </w:p>
-    <w:p>
-      <w:pPr>
-        <w:pStyle w:val="ListBullet"/>
-      </w:pPr>
-      <w:r>
-        <w:rPr>
-          <w:rFonts w:ascii="Microsoft YaHei" w:hAnsi="Microsoft YaHei"/>
-        </w:rPr>
-        <w:t xml:space="preserve">从布林中轨9.56元起算，当前偏离度 </w:t>
+        <w:t xml:space="preserve">，已 </w:t>
       </w:r>
       <w:r>
         <w:rPr>
@@ -2215,63 +2114,13 @@
           <w:b/>
           <w:color w:val="1A1A1A"/>
         </w:rPr>
-        <w:t>+3.6%</w:t>
+        <w:t>短暂突破上轨</w:t>
       </w:r>
       <w:r>
         <w:rPr>
           <w:rFonts w:ascii="Microsoft YaHei" w:hAnsi="Microsoft YaHei"/>
         </w:rPr>
-        <w:t>，偏离幅度适中，尚未进入过热区间</w:t>
-      </w:r>
-    </w:p>
-    <w:p>
-      <w:pPr>
-        <w:pStyle w:val="ListBullet"/>
-      </w:pPr>
-      <w:r>
-        <w:rPr>
-          <w:rFonts w:ascii="Microsoft YaHei" w:hAnsi="Microsoft YaHei"/>
-        </w:rPr>
-        <w:t xml:space="preserve">若午后能站稳布林上轨10.02元上方，将打开上行空间；若持续受阻，则可能回踩 </w:t>
-      </w:r>
-      <w:r>
-        <w:rPr>
-          <w:rFonts w:ascii="Microsoft YaHei" w:hAnsi="Microsoft YaHei"/>
-          <w:b/>
-          <w:color w:val="1A1A1A"/>
-        </w:rPr>
-        <w:t>MA5（9.74元）</w:t>
-      </w:r>
-      <w:r>
-        <w:rPr>
-          <w:rFonts w:ascii="Microsoft YaHei" w:hAnsi="Microsoft YaHei"/>
-        </w:rPr>
-        <w:t xml:space="preserve"> 寻求支撑</w:t>
-      </w:r>
-    </w:p>
-    <w:p>
-      <w:pPr>
-        <w:spacing w:before="240" w:after="240"/>
-        <w:pBdr>
-          <w:bottom w:val="single" w:sz="4" w:space="1" w:color="D0D7DE"/>
-        </w:pBdr>
-      </w:pPr>
-    </w:p>
-    <w:p>
-      <w:pPr>
-        <w:spacing w:before="360" w:after="80" w:line="288" w:lineRule="auto"/>
-        <w:pBdr>
-          <w:bottom w:val="single" w:sz="4" w:space="4" w:color="D0D7DE"/>
-        </w:pBdr>
-      </w:pPr>
-      <w:r>
-        <w:rPr>
-          <w:rFonts w:ascii="Microsoft YaHei" w:hAnsi="Microsoft YaHei"/>
-          <w:b/>
-          <w:color w:val="1A1A1A"/>
-          <w:sz w:val="28"/>
-        </w:rPr>
-        <w:t>新闻资讯</w:t>
+        <w:t>，随后回落至轨道内。若午后量能配合，有望再次冲击上轨；若受阻，可能出现短期的技术性回调。</w:t>
       </w:r>
     </w:p>
     <w:p>
@@ -2285,26 +2134,18 @@
           <w:color w:val="333333"/>
           <w:sz w:val="24"/>
         </w:rPr>
-        <w:t>关键新闻解读</w:t>
+        <w:t>放量验证</w:t>
       </w:r>
     </w:p>
     <w:p>
       <w:pPr>
-        <w:pStyle w:val="ListNumber"/>
+        <w:pStyle w:val="ListBullet"/>
       </w:pPr>
       <w:r>
         <w:rPr>
           <w:rFonts w:ascii="Microsoft YaHei" w:hAnsi="Microsoft YaHei"/>
-          <w:b/>
-          <w:color w:val="1A1A1A"/>
         </w:rPr>
-        <w:t>融资余额降至近一年低位</w:t>
-      </w:r>
-      <w:r>
-        <w:rPr>
-          <w:rFonts w:ascii="Microsoft YaHei" w:hAnsi="Microsoft YaHei"/>
-        </w:rPr>
-        <w:t xml:space="preserve">：融资余额 </w:t>
+        <w:t>今日午间换手率：</w:t>
       </w:r>
       <w:r>
         <w:rPr>
@@ -2312,13 +2153,18 @@
           <w:b/>
           <w:color w:val="1A1A1A"/>
         </w:rPr>
-        <w:t>6.43亿</w:t>
+        <w:t>1.98%</w:t>
       </w:r>
+    </w:p>
+    <w:p>
+      <w:pPr>
+        <w:pStyle w:val="ListBullet"/>
+      </w:pPr>
       <w:r>
         <w:rPr>
           <w:rFonts w:ascii="Microsoft YaHei" w:hAnsi="Microsoft YaHei"/>
         </w:rPr>
-        <w:t xml:space="preserve"> 低于近一年10%分位水平，融资净偿还 </w:t>
+        <w:t>上一个交易日全日换手率：</w:t>
       </w:r>
       <w:r>
         <w:rPr>
@@ -2326,13 +2172,18 @@
           <w:b/>
           <w:color w:val="1A1A1A"/>
         </w:rPr>
-        <w:t>336.3万元</w:t>
+        <w:t>1.32%</w:t>
       </w:r>
+    </w:p>
+    <w:p>
+      <w:pPr>
+        <w:pStyle w:val="ListBullet"/>
+      </w:pPr>
       <w:r>
         <w:rPr>
           <w:rFonts w:ascii="Microsoft YaHei" w:hAnsi="Microsoft YaHei"/>
         </w:rPr>
-        <w:t>。</w:t>
+        <w:t xml:space="preserve">量比 = </w:t>
       </w:r>
       <w:r>
         <w:rPr>
@@ -2340,32 +2191,13 @@
           <w:b/>
           <w:color w:val="1A1A1A"/>
         </w:rPr>
-        <w:t>解读</w:t>
+        <w:t>1.50</w:t>
       </w:r>
       <w:r>
         <w:rPr>
           <w:rFonts w:ascii="Microsoft YaHei" w:hAnsi="Microsoft YaHei"/>
         </w:rPr>
-        <w:t>：融资盘出清较为充分，筹码结构改善，后续若行情启动，杠杆资金反而有加仓空间。</w:t>
-      </w:r>
-    </w:p>
-    <w:p>
-      <w:pPr>
-        <w:pStyle w:val="ListNumber"/>
-      </w:pPr>
-      <w:r>
-        <w:rPr>
-          <w:rFonts w:ascii="Microsoft YaHei" w:hAnsi="Microsoft YaHei"/>
-          <w:b/>
-          <w:color w:val="1A1A1A"/>
-        </w:rPr>
-        <w:t>基本面承压</w:t>
-      </w:r>
-      <w:r>
-        <w:rPr>
-          <w:rFonts w:ascii="Microsoft YaHei" w:hAnsi="Microsoft YaHei"/>
-        </w:rPr>
-        <w:t>：标题"营收缩水、净利暴跌还倒亏"指向王府井近期基本面承受压力，有税+免税双轮驱动面临增长瓶颈。</w:t>
+        <w:t>（</w:t>
       </w:r>
       <w:r>
         <w:rPr>
@@ -2373,32 +2205,21 @@
           <w:b/>
           <w:color w:val="1A1A1A"/>
         </w:rPr>
-        <w:t>解读</w:t>
+        <w:t>明显放量</w:t>
       </w:r>
       <w:r>
         <w:rPr>
           <w:rFonts w:ascii="Microsoft YaHei" w:hAnsi="Microsoft YaHei"/>
         </w:rPr>
-        <w:t>：这是压制股价估值的核心因素，动态市盈率53.87倍与基本面的背离需引起警惕。</w:t>
+        <w:t>）</w:t>
       </w:r>
     </w:p>
     <w:p>
-      <w:pPr>
-        <w:pStyle w:val="ListNumber"/>
-      </w:pPr>
-      <w:r>
-        <w:rPr>
-          <w:rFonts w:ascii="Microsoft YaHei" w:hAnsi="Microsoft YaHei"/>
-          <w:b/>
-          <w:color w:val="1A1A1A"/>
-        </w:rPr>
-        <w:t>政策催化：国际消费中心城市建设</w:t>
-      </w:r>
       <w:r>
         <w:rPr>
           <w:rFonts w:ascii="Microsoft YaHei" w:hAnsi="Microsoft YaHei"/>
         </w:rPr>
-        <w:t>：上海专题研究推进国际消费中心城市建设，强调"大力拓展入境消费"。</w:t>
+        <w:t xml:space="preserve">换手率较上一交易日全日放大 </w:t>
       </w:r>
       <w:r>
         <w:rPr>
@@ -2406,46 +2227,13 @@
           <w:b/>
           <w:color w:val="1A1A1A"/>
         </w:rPr>
-        <w:t>解读</w:t>
+        <w:t>50%</w:t>
       </w:r>
       <w:r>
         <w:rPr>
           <w:rFonts w:ascii="Microsoft YaHei" w:hAnsi="Microsoft YaHei"/>
         </w:rPr>
-        <w:t xml:space="preserve">：王府井作为拥有 </w:t>
-      </w:r>
-      <w:r>
-        <w:rPr>
-          <w:rFonts w:ascii="Microsoft YaHei" w:hAnsi="Microsoft YaHei"/>
-          <w:b/>
-          <w:color w:val="1A1A1A"/>
-        </w:rPr>
-        <w:t>免税牌照</w:t>
-      </w:r>
-      <w:r>
-        <w:rPr>
-          <w:rFonts w:ascii="Microsoft YaHei" w:hAnsi="Microsoft YaHei"/>
-        </w:rPr>
-        <w:t xml:space="preserve"> 的百货龙头，是入境消费政策利好的直接受益标的。今日商业零售板块整体走强即是对此消息的正面反馈。</w:t>
-      </w:r>
-    </w:p>
-    <w:p>
-      <w:pPr>
-        <w:pStyle w:val="ListNumber"/>
-      </w:pPr>
-      <w:r>
-        <w:rPr>
-          <w:rFonts w:ascii="Microsoft YaHei" w:hAnsi="Microsoft YaHei"/>
-          <w:b/>
-          <w:color w:val="1A1A1A"/>
-        </w:rPr>
-        <w:t>入境消费趋势</w:t>
-      </w:r>
-      <w:r>
-        <w:rPr>
-          <w:rFonts w:ascii="Microsoft YaHei" w:hAnsi="Microsoft YaHei"/>
-        </w:rPr>
-        <w:t>：报道"老外在中国爱买啥"，呼应拓展入境消费这一政策主线，王府井旗下免税业务有望受益于入境游客消费回暖。</w:t>
+        <w:t>，量能显著激活，交投活跃度提升。</w:t>
       </w:r>
     </w:p>
     <w:p>
@@ -2473,6 +2261,20 @@
         <w:t>板块关联</w:t>
       </w:r>
     </w:p>
+    <w:p>
+      <w:pPr>
+        <w:spacing w:before="280" w:after="80" w:line="312" w:lineRule="auto"/>
+      </w:pPr>
+      <w:r>
+        <w:rPr>
+          <w:rFonts w:ascii="Microsoft YaHei" w:hAnsi="Microsoft YaHei"/>
+          <w:b/>
+          <w:color w:val="333333"/>
+          <w:sz w:val="24"/>
+        </w:rPr>
+        <w:t>所属概念板块表现</w:t>
+      </w:r>
+    </w:p>
     <w:tbl>
       <w:tblPr>
         <w:tblStyle w:val="TableGrid"/>
@@ -2482,15 +2284,14 @@
         <w:tblLook w:firstColumn="1" w:firstRow="1" w:lastColumn="0" w:lastRow="0" w:noHBand="0" w:noVBand="1" w:val="04A0"/>
       </w:tblPr>
       <w:tblGrid>
-        <w:gridCol w:w="2266"/>
-        <w:gridCol w:w="2266"/>
-        <w:gridCol w:w="2266"/>
-        <w:gridCol w:w="2266"/>
+        <w:gridCol w:w="3022"/>
+        <w:gridCol w:w="3022"/>
+        <w:gridCol w:w="3022"/>
       </w:tblGrid>
       <w:tr>
         <w:tc>
           <w:tcPr>
-            <w:tcW w:type="dxa" w:w="2266"/>
+            <w:tcW w:type="dxa" w:w="3022"/>
             <w:shd w:fill="F6F8FA" w:val="clear"/>
           </w:tcPr>
           <w:p>
@@ -2511,7 +2312,7 @@
         </w:tc>
         <w:tc>
           <w:tcPr>
-            <w:tcW w:type="dxa" w:w="2266"/>
+            <w:tcW w:type="dxa" w:w="3022"/>
             <w:shd w:fill="F6F8FA" w:val="clear"/>
           </w:tcPr>
           <w:p>
@@ -2532,7 +2333,7 @@
         </w:tc>
         <w:tc>
           <w:tcPr>
-            <w:tcW w:type="dxa" w:w="2266"/>
+            <w:tcW w:type="dxa" w:w="3022"/>
             <w:shd w:fill="F6F8FA" w:val="clear"/>
           </w:tcPr>
           <w:p>
@@ -2551,9 +2352,274 @@
             </w:r>
           </w:p>
         </w:tc>
+      </w:tr>
+      <w:tr>
         <w:tc>
           <w:tcPr>
-            <w:tcW w:type="dxa" w:w="2266"/>
+            <w:tcW w:type="dxa" w:w="3022"/>
+          </w:tcPr>
+          <w:p>
+            <w:pPr>
+              <w:spacing w:before="40" w:after="40" w:line="288" w:lineRule="auto"/>
+            </w:pPr>
+            <w:r/>
+            <w:r>
+              <w:rPr>
+                <w:rFonts w:ascii="Microsoft YaHei" w:hAnsi="Microsoft YaHei"/>
+                <w:sz w:val="18"/>
+              </w:rPr>
+              <w:t>融资融券</w:t>
+            </w:r>
+          </w:p>
+        </w:tc>
+        <w:tc>
+          <w:tcPr>
+            <w:tcW w:type="dxa" w:w="3022"/>
+          </w:tcPr>
+          <w:p>
+            <w:pPr>
+              <w:spacing w:before="40" w:after="40" w:line="288" w:lineRule="auto"/>
+            </w:pPr>
+            <w:r/>
+            <w:r>
+              <w:rPr>
+                <w:rFonts w:ascii="Microsoft YaHei" w:hAnsi="Microsoft YaHei"/>
+                <w:b/>
+                <w:color w:val="1A1A1A"/>
+                <w:sz w:val="18"/>
+              </w:rPr>
+              <w:t>-1.92%</w:t>
+            </w:r>
+          </w:p>
+        </w:tc>
+        <w:tc>
+          <w:tcPr>
+            <w:tcW w:type="dxa" w:w="3022"/>
+          </w:tcPr>
+          <w:p>
+            <w:pPr>
+              <w:spacing w:before="40" w:after="40" w:line="288" w:lineRule="auto"/>
+            </w:pPr>
+            <w:r/>
+            <w:r>
+              <w:rPr>
+                <w:rFonts w:ascii="Microsoft YaHei" w:hAnsi="Microsoft YaHei"/>
+                <w:sz w:val="18"/>
+              </w:rPr>
+              <w:t>1197/3516</w:t>
+            </w:r>
+          </w:p>
+        </w:tc>
+      </w:tr>
+      <w:tr>
+        <w:tc>
+          <w:tcPr>
+            <w:tcW w:type="dxa" w:w="3022"/>
+            <w:shd w:fill="F8F9FA" w:val="clear"/>
+          </w:tcPr>
+          <w:p>
+            <w:pPr>
+              <w:spacing w:before="40" w:after="40" w:line="288" w:lineRule="auto"/>
+            </w:pPr>
+            <w:r/>
+            <w:r>
+              <w:rPr>
+                <w:rFonts w:ascii="Microsoft YaHei" w:hAnsi="Microsoft YaHei"/>
+                <w:sz w:val="18"/>
+              </w:rPr>
+              <w:t>京津冀一体化</w:t>
+            </w:r>
+          </w:p>
+        </w:tc>
+        <w:tc>
+          <w:tcPr>
+            <w:tcW w:type="dxa" w:w="3022"/>
+            <w:shd w:fill="F8F9FA" w:val="clear"/>
+          </w:tcPr>
+          <w:p>
+            <w:pPr>
+              <w:spacing w:before="40" w:after="40" w:line="288" w:lineRule="auto"/>
+            </w:pPr>
+            <w:r/>
+            <w:r>
+              <w:rPr>
+                <w:rFonts w:ascii="Microsoft YaHei" w:hAnsi="Microsoft YaHei"/>
+                <w:sz w:val="18"/>
+              </w:rPr>
+              <w:t>-0.98%</w:t>
+            </w:r>
+          </w:p>
+        </w:tc>
+        <w:tc>
+          <w:tcPr>
+            <w:tcW w:type="dxa" w:w="3022"/>
+            <w:shd w:fill="F8F9FA" w:val="clear"/>
+          </w:tcPr>
+          <w:p>
+            <w:pPr>
+              <w:spacing w:before="40" w:after="40" w:line="288" w:lineRule="auto"/>
+            </w:pPr>
+            <w:r/>
+            <w:r>
+              <w:rPr>
+                <w:rFonts w:ascii="Microsoft YaHei" w:hAnsi="Microsoft YaHei"/>
+                <w:sz w:val="18"/>
+              </w:rPr>
+              <w:t>94/275</w:t>
+            </w:r>
+          </w:p>
+        </w:tc>
+      </w:tr>
+      <w:tr>
+        <w:tc>
+          <w:tcPr>
+            <w:tcW w:type="dxa" w:w="3022"/>
+          </w:tcPr>
+          <w:p>
+            <w:pPr>
+              <w:spacing w:before="40" w:after="40" w:line="288" w:lineRule="auto"/>
+            </w:pPr>
+            <w:r/>
+            <w:r>
+              <w:rPr>
+                <w:rFonts w:ascii="Microsoft YaHei" w:hAnsi="Microsoft YaHei"/>
+                <w:sz w:val="18"/>
+              </w:rPr>
+              <w:t>沪股通</w:t>
+            </w:r>
+          </w:p>
+        </w:tc>
+        <w:tc>
+          <w:tcPr>
+            <w:tcW w:type="dxa" w:w="3022"/>
+          </w:tcPr>
+          <w:p>
+            <w:pPr>
+              <w:spacing w:before="40" w:after="40" w:line="288" w:lineRule="auto"/>
+            </w:pPr>
+            <w:r/>
+            <w:r>
+              <w:rPr>
+                <w:rFonts w:ascii="Microsoft YaHei" w:hAnsi="Microsoft YaHei"/>
+                <w:sz w:val="18"/>
+              </w:rPr>
+              <w:t>-1.08%</w:t>
+            </w:r>
+          </w:p>
+        </w:tc>
+        <w:tc>
+          <w:tcPr>
+            <w:tcW w:type="dxa" w:w="3022"/>
+          </w:tcPr>
+          <w:p>
+            <w:pPr>
+              <w:spacing w:before="40" w:after="40" w:line="288" w:lineRule="auto"/>
+            </w:pPr>
+            <w:r/>
+            <w:r>
+              <w:rPr>
+                <w:rFonts w:ascii="Microsoft YaHei" w:hAnsi="Microsoft YaHei"/>
+                <w:sz w:val="18"/>
+              </w:rPr>
+              <w:t>678/1644</w:t>
+            </w:r>
+          </w:p>
+        </w:tc>
+      </w:tr>
+      <w:tr>
+        <w:tc>
+          <w:tcPr>
+            <w:tcW w:type="dxa" w:w="3022"/>
+            <w:shd w:fill="F8F9FA" w:val="clear"/>
+          </w:tcPr>
+          <w:p>
+            <w:pPr>
+              <w:spacing w:before="40" w:after="40" w:line="288" w:lineRule="auto"/>
+            </w:pPr>
+            <w:r/>
+            <w:r>
+              <w:rPr>
+                <w:rFonts w:ascii="Microsoft YaHei" w:hAnsi="Microsoft YaHei"/>
+                <w:sz w:val="18"/>
+              </w:rPr>
+              <w:t>跨境电商</w:t>
+            </w:r>
+          </w:p>
+        </w:tc>
+        <w:tc>
+          <w:tcPr>
+            <w:tcW w:type="dxa" w:w="3022"/>
+            <w:shd w:fill="F8F9FA" w:val="clear"/>
+          </w:tcPr>
+          <w:p>
+            <w:pPr>
+              <w:spacing w:before="40" w:after="40" w:line="288" w:lineRule="auto"/>
+            </w:pPr>
+            <w:r/>
+            <w:r>
+              <w:rPr>
+                <w:rFonts w:ascii="Microsoft YaHei" w:hAnsi="Microsoft YaHei"/>
+                <w:b/>
+                <w:color w:val="1A1A1A"/>
+                <w:sz w:val="18"/>
+              </w:rPr>
+              <w:t>-1.94%</w:t>
+            </w:r>
+          </w:p>
+        </w:tc>
+        <w:tc>
+          <w:tcPr>
+            <w:tcW w:type="dxa" w:w="3022"/>
+            <w:shd w:fill="F8F9FA" w:val="clear"/>
+          </w:tcPr>
+          <w:p>
+            <w:pPr>
+              <w:spacing w:before="40" w:after="40" w:line="288" w:lineRule="auto"/>
+            </w:pPr>
+            <w:r/>
+            <w:r>
+              <w:rPr>
+                <w:rFonts w:ascii="Microsoft YaHei" w:hAnsi="Microsoft YaHei"/>
+                <w:sz w:val="18"/>
+              </w:rPr>
+              <w:t>82/321</w:t>
+            </w:r>
+          </w:p>
+        </w:tc>
+      </w:tr>
+    </w:tbl>
+    <w:p/>
+    <w:p>
+      <w:pPr>
+        <w:spacing w:before="280" w:after="80" w:line="312" w:lineRule="auto"/>
+      </w:pPr>
+      <w:r>
+        <w:rPr>
+          <w:rFonts w:ascii="Microsoft YaHei" w:hAnsi="Microsoft YaHei"/>
+          <w:b/>
+          <w:color w:val="333333"/>
+          <w:sz w:val="24"/>
+        </w:rPr>
+        <w:t>所属行业板块表现</w:t>
+      </w:r>
+    </w:p>
+    <w:tbl>
+      <w:tblPr>
+        <w:tblStyle w:val="TableGrid"/>
+        <w:tblW w:type="auto" w:w="0"/>
+        <w:jc w:val="center"/>
+        <w:tblLayout w:type="autofit"/>
+        <w:tblLook w:firstColumn="1" w:firstRow="1" w:lastColumn="0" w:lastRow="0" w:noHBand="0" w:noVBand="1" w:val="04A0"/>
+      </w:tblPr>
+      <w:tblGrid>
+        <w:gridCol w:w="3022"/>
+        <w:gridCol w:w="3022"/>
+        <w:gridCol w:w="3022"/>
+      </w:tblGrid>
+      <w:tr>
+        <w:tc>
+          <w:tcPr>
+            <w:tcW w:type="dxa" w:w="3022"/>
             <w:shd w:fill="F6F8FA" w:val="clear"/>
           </w:tcPr>
           <w:p>
@@ -2568,33 +2634,14 @@
                 <w:color w:val="1A1A1A"/>
                 <w:sz w:val="18"/>
               </w:rPr>
-              <w:t>领涨个股</w:t>
-            </w:r>
-          </w:p>
-        </w:tc>
-      </w:tr>
-      <w:tr>
-        <w:tc>
-          <w:tcPr>
-            <w:tcW w:type="dxa" w:w="2266"/>
-          </w:tcPr>
-          <w:p>
-            <w:pPr>
-              <w:spacing w:before="40" w:after="40" w:line="288" w:lineRule="auto"/>
-            </w:pPr>
-            <w:r/>
-            <w:r>
-              <w:rPr>
-                <w:rFonts w:ascii="Microsoft YaHei" w:hAnsi="Microsoft YaHei"/>
-                <w:sz w:val="18"/>
-              </w:rPr>
-              <w:t>商业零售（热门板块）</w:t>
+              <w:t>板块</w:t>
             </w:r>
           </w:p>
         </w:tc>
         <w:tc>
           <w:tcPr>
-            <w:tcW w:type="dxa" w:w="2266"/>
+            <w:tcW w:type="dxa" w:w="3022"/>
+            <w:shd w:fill="F6F8FA" w:val="clear"/>
           </w:tcPr>
           <w:p>
             <w:pPr>
@@ -2608,13 +2655,36 @@
                 <w:color w:val="1A1A1A"/>
                 <w:sz w:val="18"/>
               </w:rPr>
-              <w:t>+2.27%</w:t>
+              <w:t>涨跌幅</w:t>
             </w:r>
           </w:p>
         </w:tc>
         <w:tc>
           <w:tcPr>
-            <w:tcW w:type="dxa" w:w="2266"/>
+            <w:tcW w:type="dxa" w:w="3022"/>
+            <w:shd w:fill="F6F8FA" w:val="clear"/>
+          </w:tcPr>
+          <w:p>
+            <w:pPr>
+              <w:spacing w:before="40" w:after="40" w:line="288" w:lineRule="auto"/>
+            </w:pPr>
+            <w:r/>
+            <w:r>
+              <w:rPr>
+                <w:rFonts w:ascii="Microsoft YaHei" w:hAnsi="Microsoft YaHei"/>
+                <w:b/>
+                <w:color w:val="1A1A1A"/>
+                <w:sz w:val="18"/>
+              </w:rPr>
+              <w:t>板块内排名</w:t>
+            </w:r>
+          </w:p>
+        </w:tc>
+      </w:tr>
+      <w:tr>
+        <w:tc>
+          <w:tcPr>
+            <w:tcW w:type="dxa" w:w="3022"/>
           </w:tcPr>
           <w:p>
             <w:pPr>
@@ -2626,53 +2696,13 @@
                 <w:rFonts w:ascii="Microsoft YaHei" w:hAnsi="Microsoft YaHei"/>
                 <w:sz w:val="18"/>
               </w:rPr>
-              <w:t>—</w:t>
+              <w:t>日常消费品零售</w:t>
             </w:r>
           </w:p>
         </w:tc>
         <w:tc>
           <w:tcPr>
-            <w:tcW w:type="dxa" w:w="2266"/>
-          </w:tcPr>
-          <w:p>
-            <w:pPr>
-              <w:spacing w:before="40" w:after="40" w:line="288" w:lineRule="auto"/>
-            </w:pPr>
-            <w:r/>
-            <w:r>
-              <w:rPr>
-                <w:rFonts w:ascii="Microsoft YaHei" w:hAnsi="Microsoft YaHei"/>
-                <w:sz w:val="18"/>
-              </w:rPr>
-              <w:t>东百集团+9.99%、国光连锁+9.99%</w:t>
-            </w:r>
-          </w:p>
-        </w:tc>
-      </w:tr>
-      <w:tr>
-        <w:tc>
-          <w:tcPr>
-            <w:tcW w:type="dxa" w:w="2266"/>
-            <w:shd w:fill="F8F9FA" w:val="clear"/>
-          </w:tcPr>
-          <w:p>
-            <w:pPr>
-              <w:spacing w:before="40" w:after="40" w:line="288" w:lineRule="auto"/>
-            </w:pPr>
-            <w:r/>
-            <w:r>
-              <w:rPr>
-                <w:rFonts w:ascii="Microsoft YaHei" w:hAnsi="Microsoft YaHei"/>
-                <w:sz w:val="18"/>
-              </w:rPr>
-              <w:t>日常消费品零售(A股)</w:t>
-            </w:r>
-          </w:p>
-        </w:tc>
-        <w:tc>
-          <w:tcPr>
-            <w:tcW w:type="dxa" w:w="2266"/>
-            <w:shd w:fill="F8F9FA" w:val="clear"/>
+            <w:tcW w:type="dxa" w:w="3022"/>
           </w:tcPr>
           <w:p>
             <w:pPr>
@@ -2692,8 +2722,7 @@
         </w:tc>
         <w:tc>
           <w:tcPr>
-            <w:tcW w:type="dxa" w:w="2266"/>
-            <w:shd w:fill="F8F9FA" w:val="clear"/>
+            <w:tcW w:type="dxa" w:w="3022"/>
           </w:tcPr>
           <w:p>
             <w:pPr>
@@ -2703,28 +2732,18 @@
             <w:r>
               <w:rPr>
                 <w:rFonts w:ascii="Microsoft YaHei" w:hAnsi="Microsoft YaHei"/>
+                <w:b/>
+                <w:color w:val="1A1A1A"/>
                 <w:sz w:val="18"/>
               </w:rPr>
               <w:t>4/18</w:t>
             </w:r>
-          </w:p>
-        </w:tc>
-        <w:tc>
-          <w:tcPr>
-            <w:tcW w:type="dxa" w:w="2266"/>
-            <w:shd w:fill="F8F9FA" w:val="clear"/>
-          </w:tcPr>
-          <w:p>
-            <w:pPr>
-              <w:spacing w:before="40" w:after="40" w:line="288" w:lineRule="auto"/>
-            </w:pPr>
-            <w:r/>
             <w:r>
               <w:rPr>
                 <w:rFonts w:ascii="Microsoft YaHei" w:hAnsi="Microsoft YaHei"/>
                 <w:sz w:val="18"/>
               </w:rPr>
-              <w:t>中百集团+3.44%、百联股份+1.70%</w:t>
+              <w:t>（前列）</w:t>
             </w:r>
           </w:p>
         </w:tc>
@@ -2732,7 +2751,8 @@
       <w:tr>
         <w:tc>
           <w:tcPr>
-            <w:tcW w:type="dxa" w:w="2266"/>
+            <w:tcW w:type="dxa" w:w="3022"/>
+            <w:shd w:fill="F8F9FA" w:val="clear"/>
           </w:tcPr>
           <w:p>
             <w:pPr>
@@ -2750,65 +2770,7 @@
         </w:tc>
         <w:tc>
           <w:tcPr>
-            <w:tcW w:type="dxa" w:w="2266"/>
-          </w:tcPr>
-          <w:p>
-            <w:pPr>
-              <w:spacing w:before="40" w:after="40" w:line="288" w:lineRule="auto"/>
-            </w:pPr>
-            <w:r/>
-            <w:r>
-              <w:rPr>
-                <w:rFonts w:ascii="Microsoft YaHei" w:hAnsi="Microsoft YaHei"/>
-                <w:b/>
-                <w:color w:val="1A1A1A"/>
-                <w:sz w:val="18"/>
-              </w:rPr>
-              <w:t>-1.59%</w:t>
-            </w:r>
-          </w:p>
-        </w:tc>
-        <w:tc>
-          <w:tcPr>
-            <w:tcW w:type="dxa" w:w="2266"/>
-          </w:tcPr>
-          <w:p>
-            <w:pPr>
-              <w:spacing w:before="40" w:after="40" w:line="288" w:lineRule="auto"/>
-            </w:pPr>
-            <w:r/>
-            <w:r>
-              <w:rPr>
-                <w:rFonts w:ascii="Microsoft YaHei" w:hAnsi="Microsoft YaHei"/>
-                <w:sz w:val="18"/>
-              </w:rPr>
-              <w:t>15/55</w:t>
-            </w:r>
-          </w:p>
-        </w:tc>
-        <w:tc>
-          <w:tcPr>
-            <w:tcW w:type="dxa" w:w="2266"/>
-          </w:tcPr>
-          <w:p>
-            <w:pPr>
-              <w:spacing w:before="40" w:after="40" w:line="288" w:lineRule="auto"/>
-            </w:pPr>
-            <w:r/>
-            <w:r>
-              <w:rPr>
-                <w:rFonts w:ascii="Microsoft YaHei" w:hAnsi="Microsoft YaHei"/>
-                <w:sz w:val="18"/>
-              </w:rPr>
-              <w:t>中百集团+3.44%、益丰药房+3.36%</w:t>
-            </w:r>
-          </w:p>
-        </w:tc>
-      </w:tr>
-      <w:tr>
-        <w:tc>
-          <w:tcPr>
-            <w:tcW w:type="dxa" w:w="2266"/>
+            <w:tcW w:type="dxa" w:w="3022"/>
             <w:shd w:fill="F8F9FA" w:val="clear"/>
           </w:tcPr>
           <w:p>
@@ -2821,13 +2783,13 @@
                 <w:rFonts w:ascii="Microsoft YaHei" w:hAnsi="Microsoft YaHei"/>
                 <w:sz w:val="18"/>
               </w:rPr>
-              <w:t>京津冀一体化</w:t>
+              <w:t>-1.59%</w:t>
             </w:r>
           </w:p>
         </w:tc>
         <w:tc>
           <w:tcPr>
-            <w:tcW w:type="dxa" w:w="2266"/>
+            <w:tcW w:type="dxa" w:w="3022"/>
             <w:shd w:fill="F8F9FA" w:val="clear"/>
           </w:tcPr>
           <w:p>
@@ -2842,14 +2804,15 @@
                 <w:color w:val="1A1A1A"/>
                 <w:sz w:val="18"/>
               </w:rPr>
-              <w:t>-0.98%</w:t>
+              <w:t>15/55</w:t>
             </w:r>
           </w:p>
         </w:tc>
+      </w:tr>
+      <w:tr>
         <w:tc>
           <w:tcPr>
-            <w:tcW w:type="dxa" w:w="2266"/>
-            <w:shd w:fill="F8F9FA" w:val="clear"/>
+            <w:tcW w:type="dxa" w:w="3022"/>
           </w:tcPr>
           <w:p>
             <w:pPr>
@@ -2861,14 +2824,13 @@
                 <w:rFonts w:ascii="Microsoft YaHei" w:hAnsi="Microsoft YaHei"/>
                 <w:sz w:val="18"/>
               </w:rPr>
-              <w:t>94/275</w:t>
+              <w:t>日常消费品(A股)</w:t>
             </w:r>
           </w:p>
         </w:tc>
         <w:tc>
           <w:tcPr>
-            <w:tcW w:type="dxa" w:w="2266"/>
-            <w:shd w:fill="F8F9FA" w:val="clear"/>
+            <w:tcW w:type="dxa" w:w="3022"/>
           </w:tcPr>
           <w:p>
             <w:pPr>
@@ -2880,7 +2842,25 @@
                 <w:rFonts w:ascii="Microsoft YaHei" w:hAnsi="Microsoft YaHei"/>
                 <w:sz w:val="18"/>
               </w:rPr>
-              <w:t>汇金股份+20.03%、建投能源+10.05%</w:t>
+              <w:t>-0.70%</w:t>
+            </w:r>
+          </w:p>
+        </w:tc>
+        <w:tc>
+          <w:tcPr>
+            <w:tcW w:type="dxa" w:w="3022"/>
+          </w:tcPr>
+          <w:p>
+            <w:pPr>
+              <w:spacing w:before="40" w:after="40" w:line="288" w:lineRule="auto"/>
+            </w:pPr>
+            <w:r/>
+            <w:r>
+              <w:rPr>
+                <w:rFonts w:ascii="Microsoft YaHei" w:hAnsi="Microsoft YaHei"/>
+                <w:sz w:val="18"/>
+              </w:rPr>
+              <w:t>99/290</w:t>
             </w:r>
           </w:p>
         </w:tc>
@@ -2892,7 +2872,7 @@
         <w:rPr>
           <w:rFonts w:ascii="Microsoft YaHei" w:hAnsi="Microsoft YaHei"/>
         </w:rPr>
-        <w:t xml:space="preserve">王府井在细分零售板块内排名 </w:t>
+        <w:t xml:space="preserve">王府井在大盘和所属板块多数下跌的背景下逆势收红，在同行业板块中排名靠前（日常消费品零售板块 </w:t>
       </w:r>
       <w:r>
         <w:rPr>
@@ -2906,7 +2886,7 @@
         <w:rPr>
           <w:rFonts w:ascii="Microsoft YaHei" w:hAnsi="Microsoft YaHei"/>
         </w:rPr>
-        <w:t xml:space="preserve">，处于中等偏上位置。与其同赛道的个股表现分化明显：中百集团+3.44%领涨，而宁波中百-9.99%、ST文峰-10.26%则大幅下跌。板块整体呈现 </w:t>
+        <w:t xml:space="preserve">），体现 </w:t>
       </w:r>
       <w:r>
         <w:rPr>
@@ -2914,13 +2894,71 @@
           <w:b/>
           <w:color w:val="1A1A1A"/>
         </w:rPr>
-        <w:t>"龙头强、跟风弱"</w:t>
+        <w:t>相对强势</w:t>
       </w:r>
       <w:r>
         <w:rPr>
           <w:rFonts w:ascii="Microsoft YaHei" w:hAnsi="Microsoft YaHei"/>
         </w:rPr>
-        <w:t xml:space="preserve"> 格局。</w:t>
+        <w:t>。</w:t>
+      </w:r>
+    </w:p>
+    <w:p>
+      <w:pPr>
+        <w:spacing w:before="280" w:after="80" w:line="312" w:lineRule="auto"/>
+      </w:pPr>
+      <w:r>
+        <w:rPr>
+          <w:rFonts w:ascii="Microsoft YaHei" w:hAnsi="Microsoft YaHei"/>
+          <w:b/>
+          <w:color w:val="333333"/>
+          <w:sz w:val="24"/>
+        </w:rPr>
+        <w:t>板块热点催化</w:t>
+      </w:r>
+    </w:p>
+    <w:p>
+      <w:r>
+        <w:rPr>
+          <w:rFonts w:ascii="Microsoft YaHei" w:hAnsi="Microsoft YaHei"/>
+          <w:b/>
+          <w:color w:val="1A1A1A"/>
+        </w:rPr>
+        <w:t>商业零售板块</w:t>
+      </w:r>
+      <w:r>
+        <w:rPr>
+          <w:rFonts w:ascii="Microsoft YaHei" w:hAnsi="Microsoft YaHei"/>
+        </w:rPr>
+        <w:t xml:space="preserve"> 今日整体上涨 </w:t>
+      </w:r>
+      <w:r>
+        <w:rPr>
+          <w:rFonts w:ascii="Microsoft YaHei" w:hAnsi="Microsoft YaHei"/>
+          <w:b/>
+          <w:color w:val="1A1A1A"/>
+        </w:rPr>
+        <w:t>+2.66%</w:t>
+      </w:r>
+      <w:r>
+        <w:rPr>
+          <w:rFonts w:ascii="Microsoft YaHei" w:hAnsi="Microsoft YaHei"/>
+        </w:rPr>
+        <w:t xml:space="preserve">，主要催化因素为：上海市委财经工作委员会会议研究"十五五"时期推进国际消费中心城市建设，提出抢抓智能消费新机遇、大力拓展入境消费。板块内 </w:t>
+      </w:r>
+      <w:r>
+        <w:rPr>
+          <w:rFonts w:ascii="Microsoft YaHei" w:hAnsi="Microsoft YaHei"/>
+          <w:b/>
+          <w:color w:val="1A1A1A"/>
+        </w:rPr>
+        <w:t>东百集团、国光连锁、国芳集团</w:t>
+      </w:r>
+      <w:r>
+        <w:rPr>
+          <w:rFonts w:ascii="Microsoft YaHei" w:hAnsi="Microsoft YaHei"/>
+        </w:rPr>
+        <w:t xml:space="preserve"> 等个股涨停，带动零售板块情绪回暖。王府井作为全国性百货龙头，有望受益于消费复苏及国际消费中心城市建设政策红利。</w:t>
       </w:r>
     </w:p>
     <w:p>
@@ -2955,557 +2993,7 @@
           <w:b/>
           <w:color w:val="1A1A1A"/>
         </w:rPr>
-        <w:t>主力观点：谨慎偏多</w:t>
-      </w:r>
-    </w:p>
-    <w:tbl>
-      <w:tblPr>
-        <w:tblStyle w:val="TableGrid"/>
-        <w:tblW w:type="auto" w:w="0"/>
-        <w:jc w:val="center"/>
-        <w:tblLayout w:type="autofit"/>
-        <w:tblLook w:firstColumn="1" w:firstRow="1" w:lastColumn="0" w:lastRow="0" w:noHBand="0" w:noVBand="1" w:val="04A0"/>
-      </w:tblPr>
-      <w:tblGrid>
-        <w:gridCol w:w="3022"/>
-        <w:gridCol w:w="3022"/>
-        <w:gridCol w:w="3022"/>
-      </w:tblGrid>
-      <w:tr>
-        <w:tc>
-          <w:tcPr>
-            <w:tcW w:type="dxa" w:w="3022"/>
-            <w:shd w:fill="F6F8FA" w:val="clear"/>
-          </w:tcPr>
-          <w:p>
-            <w:pPr>
-              <w:spacing w:before="40" w:after="40" w:line="288" w:lineRule="auto"/>
-            </w:pPr>
-            <w:r/>
-            <w:r>
-              <w:rPr>
-                <w:rFonts w:ascii="Microsoft YaHei" w:hAnsi="Microsoft YaHei"/>
-                <w:b/>
-                <w:color w:val="1A1A1A"/>
-                <w:sz w:val="18"/>
-              </w:rPr>
-              <w:t>维度</w:t>
-            </w:r>
-          </w:p>
-        </w:tc>
-        <w:tc>
-          <w:tcPr>
-            <w:tcW w:type="dxa" w:w="3022"/>
-            <w:shd w:fill="F6F8FA" w:val="clear"/>
-          </w:tcPr>
-          <w:p>
-            <w:pPr>
-              <w:spacing w:before="40" w:after="40" w:line="288" w:lineRule="auto"/>
-            </w:pPr>
-            <w:r/>
-            <w:r>
-              <w:rPr>
-                <w:rFonts w:ascii="Microsoft YaHei" w:hAnsi="Microsoft YaHei"/>
-                <w:b/>
-                <w:color w:val="1A1A1A"/>
-                <w:sz w:val="18"/>
-              </w:rPr>
-              <w:t>信号</w:t>
-            </w:r>
-          </w:p>
-        </w:tc>
-        <w:tc>
-          <w:tcPr>
-            <w:tcW w:type="dxa" w:w="3022"/>
-            <w:shd w:fill="F6F8FA" w:val="clear"/>
-          </w:tcPr>
-          <w:p>
-            <w:pPr>
-              <w:spacing w:before="40" w:after="40" w:line="288" w:lineRule="auto"/>
-            </w:pPr>
-            <w:r/>
-            <w:r>
-              <w:rPr>
-                <w:rFonts w:ascii="Microsoft YaHei" w:hAnsi="Microsoft YaHei"/>
-                <w:b/>
-                <w:color w:val="1A1A1A"/>
-                <w:sz w:val="18"/>
-              </w:rPr>
-              <w:t>评价</w:t>
-            </w:r>
-          </w:p>
-        </w:tc>
-      </w:tr>
-      <w:tr>
-        <w:tc>
-          <w:tcPr>
-            <w:tcW w:type="dxa" w:w="3022"/>
-          </w:tcPr>
-          <w:p>
-            <w:pPr>
-              <w:spacing w:before="40" w:after="40" w:line="288" w:lineRule="auto"/>
-            </w:pPr>
-            <w:r/>
-            <w:r>
-              <w:rPr>
-                <w:rFonts w:ascii="Microsoft YaHei" w:hAnsi="Microsoft YaHei"/>
-                <w:sz w:val="18"/>
-              </w:rPr>
-              <w:t>大盘情绪</w:t>
-            </w:r>
-          </w:p>
-        </w:tc>
-        <w:tc>
-          <w:tcPr>
-            <w:tcW w:type="dxa" w:w="3022"/>
-          </w:tcPr>
-          <w:p>
-            <w:pPr>
-              <w:spacing w:before="40" w:after="40" w:line="288" w:lineRule="auto"/>
-            </w:pPr>
-            <w:r/>
-            <w:r>
-              <w:rPr>
-                <w:rFonts w:ascii="Microsoft YaHei" w:hAnsi="Microsoft YaHei"/>
-                <w:sz w:val="18"/>
-              </w:rPr>
-              <w:t>上涨占比79%，成交放量</w:t>
-            </w:r>
-          </w:p>
-        </w:tc>
-        <w:tc>
-          <w:tcPr>
-            <w:tcW w:type="dxa" w:w="3022"/>
-          </w:tcPr>
-          <w:p>
-            <w:pPr>
-              <w:spacing w:before="40" w:after="40" w:line="288" w:lineRule="auto"/>
-            </w:pPr>
-            <w:r/>
-            <w:r>
-              <w:rPr>
-                <w:rFonts w:ascii="Microsoft YaHei" w:hAnsi="Microsoft YaHei"/>
-                <w:sz w:val="18"/>
-              </w:rPr>
-              <w:t>✅ 正面</w:t>
-            </w:r>
-          </w:p>
-        </w:tc>
-      </w:tr>
-      <w:tr>
-        <w:tc>
-          <w:tcPr>
-            <w:tcW w:type="dxa" w:w="3022"/>
-            <w:shd w:fill="F8F9FA" w:val="clear"/>
-          </w:tcPr>
-          <w:p>
-            <w:pPr>
-              <w:spacing w:before="40" w:after="40" w:line="288" w:lineRule="auto"/>
-            </w:pPr>
-            <w:r/>
-            <w:r>
-              <w:rPr>
-                <w:rFonts w:ascii="Microsoft YaHei" w:hAnsi="Microsoft YaHei"/>
-                <w:sz w:val="18"/>
-              </w:rPr>
-              <w:t>量价配合</w:t>
-            </w:r>
-          </w:p>
-        </w:tc>
-        <w:tc>
-          <w:tcPr>
-            <w:tcW w:type="dxa" w:w="3022"/>
-            <w:shd w:fill="F8F9FA" w:val="clear"/>
-          </w:tcPr>
-          <w:p>
-            <w:pPr>
-              <w:spacing w:before="40" w:after="40" w:line="288" w:lineRule="auto"/>
-            </w:pPr>
-            <w:r/>
-            <w:r>
-              <w:rPr>
-                <w:rFonts w:ascii="Microsoft YaHei" w:hAnsi="Microsoft YaHei"/>
-                <w:sz w:val="18"/>
-              </w:rPr>
-              <w:t>放量上涨，量比1.50</w:t>
-            </w:r>
-          </w:p>
-        </w:tc>
-        <w:tc>
-          <w:tcPr>
-            <w:tcW w:type="dxa" w:w="3022"/>
-            <w:shd w:fill="F8F9FA" w:val="clear"/>
-          </w:tcPr>
-          <w:p>
-            <w:pPr>
-              <w:spacing w:before="40" w:after="40" w:line="288" w:lineRule="auto"/>
-            </w:pPr>
-            <w:r/>
-            <w:r>
-              <w:rPr>
-                <w:rFonts w:ascii="Microsoft YaHei" w:hAnsi="Microsoft YaHei"/>
-                <w:sz w:val="18"/>
-              </w:rPr>
-              <w:t>✅ 正面</w:t>
-            </w:r>
-          </w:p>
-        </w:tc>
-      </w:tr>
-      <w:tr>
-        <w:tc>
-          <w:tcPr>
-            <w:tcW w:type="dxa" w:w="3022"/>
-          </w:tcPr>
-          <w:p>
-            <w:pPr>
-              <w:spacing w:before="40" w:after="40" w:line="288" w:lineRule="auto"/>
-            </w:pPr>
-            <w:r/>
-            <w:r>
-              <w:rPr>
-                <w:rFonts w:ascii="Microsoft YaHei" w:hAnsi="Microsoft YaHei"/>
-                <w:sz w:val="18"/>
-              </w:rPr>
-              <w:t>资金流向</w:t>
-            </w:r>
-          </w:p>
-        </w:tc>
-        <w:tc>
-          <w:tcPr>
-            <w:tcW w:type="dxa" w:w="3022"/>
-          </w:tcPr>
-          <w:p>
-            <w:pPr>
-              <w:spacing w:before="40" w:after="40" w:line="288" w:lineRule="auto"/>
-            </w:pPr>
-            <w:r/>
-            <w:r>
-              <w:rPr>
-                <w:rFonts w:ascii="Microsoft YaHei" w:hAnsi="Microsoft YaHei"/>
-                <w:sz w:val="18"/>
-              </w:rPr>
-              <w:t>净流入3,436万，大单主导</w:t>
-            </w:r>
-          </w:p>
-        </w:tc>
-        <w:tc>
-          <w:tcPr>
-            <w:tcW w:type="dxa" w:w="3022"/>
-          </w:tcPr>
-          <w:p>
-            <w:pPr>
-              <w:spacing w:before="40" w:after="40" w:line="288" w:lineRule="auto"/>
-            </w:pPr>
-            <w:r/>
-            <w:r>
-              <w:rPr>
-                <w:rFonts w:ascii="Microsoft YaHei" w:hAnsi="Microsoft YaHei"/>
-                <w:sz w:val="18"/>
-              </w:rPr>
-              <w:t>✅ 正面</w:t>
-            </w:r>
-          </w:p>
-        </w:tc>
-      </w:tr>
-      <w:tr>
-        <w:tc>
-          <w:tcPr>
-            <w:tcW w:type="dxa" w:w="3022"/>
-            <w:shd w:fill="F8F9FA" w:val="clear"/>
-          </w:tcPr>
-          <w:p>
-            <w:pPr>
-              <w:spacing w:before="40" w:after="40" w:line="288" w:lineRule="auto"/>
-            </w:pPr>
-            <w:r/>
-            <w:r>
-              <w:rPr>
-                <w:rFonts w:ascii="Microsoft YaHei" w:hAnsi="Microsoft YaHei"/>
-                <w:sz w:val="18"/>
-              </w:rPr>
-              <w:t>技术形态</w:t>
-            </w:r>
-          </w:p>
-        </w:tc>
-        <w:tc>
-          <w:tcPr>
-            <w:tcW w:type="dxa" w:w="3022"/>
-            <w:shd w:fill="F8F9FA" w:val="clear"/>
-          </w:tcPr>
-          <w:p>
-            <w:pPr>
-              <w:spacing w:before="40" w:after="40" w:line="288" w:lineRule="auto"/>
-            </w:pPr>
-            <w:r/>
-            <w:r>
-              <w:rPr>
-                <w:rFonts w:ascii="Microsoft YaHei" w:hAnsi="Microsoft YaHei"/>
-                <w:sz w:val="18"/>
-              </w:rPr>
-              <w:t>站上MA5/MA10/MA20，逼近布林上轨</w:t>
-            </w:r>
-          </w:p>
-        </w:tc>
-        <w:tc>
-          <w:tcPr>
-            <w:tcW w:type="dxa" w:w="3022"/>
-            <w:shd w:fill="F8F9FA" w:val="clear"/>
-          </w:tcPr>
-          <w:p>
-            <w:pPr>
-              <w:spacing w:before="40" w:after="40" w:line="288" w:lineRule="auto"/>
-            </w:pPr>
-            <w:r/>
-            <w:r>
-              <w:rPr>
-                <w:rFonts w:ascii="Microsoft YaHei" w:hAnsi="Microsoft YaHei"/>
-                <w:sz w:val="18"/>
-              </w:rPr>
-              <w:t>✅ 偏多</w:t>
-            </w:r>
-          </w:p>
-        </w:tc>
-      </w:tr>
-      <w:tr>
-        <w:tc>
-          <w:tcPr>
-            <w:tcW w:type="dxa" w:w="3022"/>
-          </w:tcPr>
-          <w:p>
-            <w:pPr>
-              <w:spacing w:before="40" w:after="40" w:line="288" w:lineRule="auto"/>
-            </w:pPr>
-            <w:r/>
-            <w:r>
-              <w:rPr>
-                <w:rFonts w:ascii="Microsoft YaHei" w:hAnsi="Microsoft YaHei"/>
-                <w:sz w:val="18"/>
-              </w:rPr>
-              <w:t>融资余额</w:t>
-            </w:r>
-          </w:p>
-        </w:tc>
-        <w:tc>
-          <w:tcPr>
-            <w:tcW w:type="dxa" w:w="3022"/>
-          </w:tcPr>
-          <w:p>
-            <w:pPr>
-              <w:spacing w:before="40" w:after="40" w:line="288" w:lineRule="auto"/>
-            </w:pPr>
-            <w:r/>
-            <w:r>
-              <w:rPr>
-                <w:rFonts w:ascii="Microsoft YaHei" w:hAnsi="Microsoft YaHei"/>
-                <w:sz w:val="18"/>
-              </w:rPr>
-              <w:t>处近一年低位，抛压有限</w:t>
-            </w:r>
-          </w:p>
-        </w:tc>
-        <w:tc>
-          <w:tcPr>
-            <w:tcW w:type="dxa" w:w="3022"/>
-          </w:tcPr>
-          <w:p>
-            <w:pPr>
-              <w:spacing w:before="40" w:after="40" w:line="288" w:lineRule="auto"/>
-            </w:pPr>
-            <w:r/>
-            <w:r>
-              <w:rPr>
-                <w:rFonts w:ascii="Microsoft YaHei" w:hAnsi="Microsoft YaHei"/>
-                <w:sz w:val="18"/>
-              </w:rPr>
-              <w:t>✅ 正面</w:t>
-            </w:r>
-          </w:p>
-        </w:tc>
-      </w:tr>
-      <w:tr>
-        <w:tc>
-          <w:tcPr>
-            <w:tcW w:type="dxa" w:w="3022"/>
-            <w:shd w:fill="F8F9FA" w:val="clear"/>
-          </w:tcPr>
-          <w:p>
-            <w:pPr>
-              <w:spacing w:before="40" w:after="40" w:line="288" w:lineRule="auto"/>
-            </w:pPr>
-            <w:r/>
-            <w:r>
-              <w:rPr>
-                <w:rFonts w:ascii="Microsoft YaHei" w:hAnsi="Microsoft YaHei"/>
-                <w:sz w:val="18"/>
-              </w:rPr>
-              <w:t>板块催化</w:t>
-            </w:r>
-          </w:p>
-        </w:tc>
-        <w:tc>
-          <w:tcPr>
-            <w:tcW w:type="dxa" w:w="3022"/>
-            <w:shd w:fill="F8F9FA" w:val="clear"/>
-          </w:tcPr>
-          <w:p>
-            <w:pPr>
-              <w:spacing w:before="40" w:after="40" w:line="288" w:lineRule="auto"/>
-            </w:pPr>
-            <w:r/>
-            <w:r>
-              <w:rPr>
-                <w:rFonts w:ascii="Microsoft YaHei" w:hAnsi="Microsoft YaHei"/>
-                <w:sz w:val="18"/>
-              </w:rPr>
-              <w:t>上海促消费政策利好零售/免税</w:t>
-            </w:r>
-          </w:p>
-        </w:tc>
-        <w:tc>
-          <w:tcPr>
-            <w:tcW w:type="dxa" w:w="3022"/>
-            <w:shd w:fill="F8F9FA" w:val="clear"/>
-          </w:tcPr>
-          <w:p>
-            <w:pPr>
-              <w:spacing w:before="40" w:after="40" w:line="288" w:lineRule="auto"/>
-            </w:pPr>
-            <w:r/>
-            <w:r>
-              <w:rPr>
-                <w:rFonts w:ascii="Microsoft YaHei" w:hAnsi="Microsoft YaHei"/>
-                <w:sz w:val="18"/>
-              </w:rPr>
-              <w:t>✅ 正面</w:t>
-            </w:r>
-          </w:p>
-        </w:tc>
-      </w:tr>
-      <w:tr>
-        <w:tc>
-          <w:tcPr>
-            <w:tcW w:type="dxa" w:w="3022"/>
-          </w:tcPr>
-          <w:p>
-            <w:pPr>
-              <w:spacing w:before="40" w:after="40" w:line="288" w:lineRule="auto"/>
-            </w:pPr>
-            <w:r/>
-            <w:r>
-              <w:rPr>
-                <w:rFonts w:ascii="Microsoft YaHei" w:hAnsi="Microsoft YaHei"/>
-                <w:sz w:val="18"/>
-              </w:rPr>
-              <w:t>基本面</w:t>
-            </w:r>
-          </w:p>
-        </w:tc>
-        <w:tc>
-          <w:tcPr>
-            <w:tcW w:type="dxa" w:w="3022"/>
-          </w:tcPr>
-          <w:p>
-            <w:pPr>
-              <w:spacing w:before="40" w:after="40" w:line="288" w:lineRule="auto"/>
-            </w:pPr>
-            <w:r/>
-            <w:r>
-              <w:rPr>
-                <w:rFonts w:ascii="Microsoft YaHei" w:hAnsi="Microsoft YaHei"/>
-                <w:sz w:val="18"/>
-              </w:rPr>
-              <w:t>营收下滑、净利承压</w:t>
-            </w:r>
-          </w:p>
-        </w:tc>
-        <w:tc>
-          <w:tcPr>
-            <w:tcW w:type="dxa" w:w="3022"/>
-          </w:tcPr>
-          <w:p>
-            <w:pPr>
-              <w:spacing w:before="40" w:after="40" w:line="288" w:lineRule="auto"/>
-            </w:pPr>
-            <w:r/>
-            <w:r>
-              <w:rPr>
-                <w:rFonts w:ascii="Microsoft YaHei" w:hAnsi="Microsoft YaHei"/>
-                <w:sz w:val="18"/>
-              </w:rPr>
-              <w:t>❌ 利空</w:t>
-            </w:r>
-          </w:p>
-        </w:tc>
-      </w:tr>
-      <w:tr>
-        <w:tc>
-          <w:tcPr>
-            <w:tcW w:type="dxa" w:w="3022"/>
-            <w:shd w:fill="F8F9FA" w:val="clear"/>
-          </w:tcPr>
-          <w:p>
-            <w:pPr>
-              <w:spacing w:before="40" w:after="40" w:line="288" w:lineRule="auto"/>
-            </w:pPr>
-            <w:r/>
-            <w:r>
-              <w:rPr>
-                <w:rFonts w:ascii="Microsoft YaHei" w:hAnsi="Microsoft YaHei"/>
-                <w:sz w:val="18"/>
-              </w:rPr>
-              <w:t>估值水平</w:t>
-            </w:r>
-          </w:p>
-        </w:tc>
-        <w:tc>
-          <w:tcPr>
-            <w:tcW w:type="dxa" w:w="3022"/>
-            <w:shd w:fill="F8F9FA" w:val="clear"/>
-          </w:tcPr>
-          <w:p>
-            <w:pPr>
-              <w:spacing w:before="40" w:after="40" w:line="288" w:lineRule="auto"/>
-            </w:pPr>
-            <w:r/>
-            <w:r>
-              <w:rPr>
-                <w:rFonts w:ascii="Microsoft YaHei" w:hAnsi="Microsoft YaHei"/>
-                <w:sz w:val="18"/>
-              </w:rPr>
-              <w:t>PE 53.87倍偏高</w:t>
-            </w:r>
-          </w:p>
-        </w:tc>
-        <w:tc>
-          <w:tcPr>
-            <w:tcW w:type="dxa" w:w="3022"/>
-            <w:shd w:fill="F8F9FA" w:val="clear"/>
-          </w:tcPr>
-          <w:p>
-            <w:pPr>
-              <w:spacing w:before="40" w:after="40" w:line="288" w:lineRule="auto"/>
-            </w:pPr>
-            <w:r/>
-            <w:r>
-              <w:rPr>
-                <w:rFonts w:ascii="Microsoft YaHei" w:hAnsi="Microsoft YaHei"/>
-                <w:sz w:val="18"/>
-              </w:rPr>
-              <w:t>⚠️ 中性偏空</w:t>
-            </w:r>
-          </w:p>
-        </w:tc>
-      </w:tr>
-    </w:tbl>
-    <w:p/>
-    <w:p>
-      <w:r>
-        <w:rPr>
-          <w:rFonts w:ascii="Microsoft YaHei" w:hAnsi="Microsoft YaHei"/>
-          <w:b/>
-          <w:color w:val="1A1A1A"/>
-        </w:rPr>
-        <w:t>午后关注要点：</w:t>
+        <w:t>主力观点：震荡偏多，关注午后上轨突破</w:t>
       </w:r>
     </w:p>
     <w:p>
@@ -3518,13 +3006,41 @@
           <w:b/>
           <w:color w:val="1A1A1A"/>
         </w:rPr>
-        <w:t>10.02元（布林上轨）</w:t>
+        <w:t>资金面强势</w:t>
       </w:r>
       <w:r>
         <w:rPr>
           <w:rFonts w:ascii="Microsoft YaHei" w:hAnsi="Microsoft YaHei"/>
         </w:rPr>
-        <w:t xml:space="preserve"> 能否有效突破并站稳，这是短期多空分水岭</w:t>
+        <w:t xml:space="preserve">：连续两日大资金净流入，今日早盘净流入超 </w:t>
+      </w:r>
+      <w:r>
+        <w:rPr>
+          <w:rFonts w:ascii="Microsoft YaHei" w:hAnsi="Microsoft YaHei"/>
+          <w:b/>
+          <w:color w:val="1A1A1A"/>
+        </w:rPr>
+        <w:t>6,300 万元</w:t>
+      </w:r>
+      <w:r>
+        <w:rPr>
+          <w:rFonts w:ascii="Microsoft YaHei" w:hAnsi="Microsoft YaHei"/>
+        </w:rPr>
+        <w:t xml:space="preserve">，流入时长占比超 </w:t>
+      </w:r>
+      <w:r>
+        <w:rPr>
+          <w:rFonts w:ascii="Microsoft YaHei" w:hAnsi="Microsoft YaHei"/>
+          <w:b/>
+          <w:color w:val="1A1A1A"/>
+        </w:rPr>
+        <w:t>70%</w:t>
+      </w:r>
+      <w:r>
+        <w:rPr>
+          <w:rFonts w:ascii="Microsoft YaHei" w:hAnsi="Microsoft YaHei"/>
+        </w:rPr>
+        <w:t>，主力加仓信号明确。</w:t>
       </w:r>
     </w:p>
     <w:p>
@@ -3534,8 +3050,44 @@
       <w:r>
         <w:rPr>
           <w:rFonts w:ascii="Microsoft YaHei" w:hAnsi="Microsoft YaHei"/>
+          <w:b/>
+          <w:color w:val="1A1A1A"/>
         </w:rPr>
-        <w:t>商业零售板块的持续性，王府井作为板块内中军能否跟涨龙头</w:t>
+        <w:t>技术面偏多但临近压力</w:t>
+      </w:r>
+      <w:r>
+        <w:rPr>
+          <w:rFonts w:ascii="Microsoft YaHei" w:hAnsi="Microsoft YaHei"/>
+        </w:rPr>
+        <w:t xml:space="preserve">：股价站稳 MA5/MA10/MA20 多头排列，但已逼近布林带上轨 </w:t>
+      </w:r>
+      <w:r>
+        <w:rPr>
+          <w:rFonts w:ascii="Microsoft YaHei" w:hAnsi="Microsoft YaHei"/>
+          <w:b/>
+          <w:color w:val="1A1A1A"/>
+        </w:rPr>
+        <w:t>10.02 元</w:t>
+      </w:r>
+      <w:r>
+        <w:rPr>
+          <w:rFonts w:ascii="Microsoft YaHei" w:hAnsi="Microsoft YaHei"/>
+        </w:rPr>
+        <w:t xml:space="preserve">，短期面临技术压制。早盘冲高至 </w:t>
+      </w:r>
+      <w:r>
+        <w:rPr>
+          <w:rFonts w:ascii="Microsoft YaHei" w:hAnsi="Microsoft YaHei"/>
+          <w:b/>
+          <w:color w:val="1A1A1A"/>
+        </w:rPr>
+        <w:t>10.03 元</w:t>
+      </w:r>
+      <w:r>
+        <w:rPr>
+          <w:rFonts w:ascii="Microsoft YaHei" w:hAnsi="Microsoft YaHei"/>
+        </w:rPr>
+        <w:t>后回落，表明上轨附近存在一定抛压。</w:t>
       </w:r>
     </w:p>
     <w:p>
@@ -3545,8 +3097,16 @@
       <w:r>
         <w:rPr>
           <w:rFonts w:ascii="Microsoft YaHei" w:hAnsi="Microsoft YaHei"/>
+          <w:b/>
+          <w:color w:val="1A1A1A"/>
         </w:rPr>
-        <w:t>融资余额低位是否吸引新增杠杆资金入场</w:t>
+        <w:t>板块共振向好</w:t>
+      </w:r>
+      <w:r>
+        <w:rPr>
+          <w:rFonts w:ascii="Microsoft YaHei" w:hAnsi="Microsoft YaHei"/>
+        </w:rPr>
+        <w:t>：商业零售板块受政策催化走强，王府井在板块内排名靠前，具备龙头跟涨属性。</w:t>
       </w:r>
     </w:p>
     <w:p>
@@ -3556,8 +3116,16 @@
       <w:r>
         <w:rPr>
           <w:rFonts w:ascii="Microsoft YaHei" w:hAnsi="Microsoft YaHei"/>
+          <w:b/>
+          <w:color w:val="1A1A1A"/>
         </w:rPr>
-        <w:t xml:space="preserve">若冲高回落，关注 </w:t>
+        <w:t>估值安全边际</w:t>
+      </w:r>
+      <w:r>
+        <w:rPr>
+          <w:rFonts w:ascii="Microsoft YaHei" w:hAnsi="Microsoft YaHei"/>
+        </w:rPr>
+        <w:t xml:space="preserve">：市净率 </w:t>
       </w:r>
       <w:r>
         <w:rPr>
@@ -3565,22 +3133,19 @@
           <w:b/>
           <w:color w:val="1A1A1A"/>
         </w:rPr>
-        <w:t>9.74元（MA5）</w:t>
+        <w:t>0.57 倍</w:t>
       </w:r>
       <w:r>
         <w:rPr>
           <w:rFonts w:ascii="Microsoft YaHei" w:hAnsi="Microsoft YaHei"/>
         </w:rPr>
-        <w:t xml:space="preserve"> 的支撑力度</w:t>
+        <w:t>处于破净状态，低估值提供下行保护。</w:t>
       </w:r>
     </w:p>
     <w:p>
-      <w:r>
-        <w:rPr>
-          <w:rFonts w:ascii="Microsoft YaHei" w:hAnsi="Microsoft YaHei"/>
-        </w:rPr>
-        <w:t xml:space="preserve">&gt; ⚠️ </w:t>
-      </w:r>
+      <w:pPr>
+        <w:pStyle w:val="ListNumber"/>
+      </w:pPr>
       <w:r>
         <w:rPr>
           <w:rFonts w:ascii="Microsoft YaHei" w:hAnsi="Microsoft YaHei"/>
@@ -3593,7 +3158,65 @@
         <w:rPr>
           <w:rFonts w:ascii="Microsoft YaHei" w:hAnsi="Microsoft YaHei"/>
         </w:rPr>
-        <w:t>：以上分析仅基于午间盘面数据和公开信息，不构成投资建议。王府井基本面承压叠加高PE估值，短线炒作需注意追高风险。</w:t>
+        <w:t xml:space="preserve">：全天成交额 </w:t>
+      </w:r>
+      <w:r>
+        <w:rPr>
+          <w:rFonts w:ascii="Microsoft YaHei" w:hAnsi="Microsoft YaHei"/>
+          <w:b/>
+          <w:color w:val="1A1A1A"/>
+        </w:rPr>
+        <w:t>2.21 亿元</w:t>
+      </w:r>
+      <w:r>
+        <w:rPr>
+          <w:rFonts w:ascii="Microsoft YaHei" w:hAnsi="Microsoft YaHei"/>
+        </w:rPr>
+        <w:t xml:space="preserve">在个股层面仍属中等规模，需关注量能能否持续放大支撑突破；若午后无法站上 </w:t>
+      </w:r>
+      <w:r>
+        <w:rPr>
+          <w:rFonts w:ascii="Microsoft YaHei" w:hAnsi="Microsoft YaHei"/>
+          <w:b/>
+          <w:color w:val="1A1A1A"/>
+        </w:rPr>
+        <w:t>10 元</w:t>
+      </w:r>
+      <w:r>
+        <w:rPr>
+          <w:rFonts w:ascii="Microsoft YaHei" w:hAnsi="Microsoft YaHei"/>
+        </w:rPr>
+        <w:t xml:space="preserve">关口，短期或回踩 </w:t>
+      </w:r>
+      <w:r>
+        <w:rPr>
+          <w:rFonts w:ascii="Microsoft YaHei" w:hAnsi="Microsoft YaHei"/>
+          <w:b/>
+          <w:color w:val="1A1A1A"/>
+        </w:rPr>
+        <w:t>MA5（9.74 元）</w:t>
+      </w:r>
+      <w:r>
+        <w:rPr>
+          <w:rFonts w:ascii="Microsoft YaHei" w:hAnsi="Microsoft YaHei"/>
+        </w:rPr>
+        <w:t xml:space="preserve"> 确认支撑。</w:t>
+      </w:r>
+    </w:p>
+    <w:p>
+      <w:r>
+        <w:rPr>
+          <w:rFonts w:ascii="Microsoft YaHei" w:hAnsi="Microsoft YaHei"/>
+        </w:rPr>
+        <w:t xml:space="preserve">&gt; </w:t>
+      </w:r>
+      <w:r>
+        <w:rPr>
+          <w:rFonts w:ascii="Microsoft YaHei" w:hAnsi="Microsoft YaHei"/>
+          <w:b/>
+          <w:color w:val="1A1A1A"/>
+        </w:rPr>
+        <w:t>投资有风险，以上分析仅供参考，不构成投资建议。</w:t>
       </w:r>
     </w:p>
     <w:sectPr>
